--- a/docs/Implementation_Phases.docx
+++ b/docs/Implementation_Phases.docx
@@ -43,7 +43,7 @@
           <w:sz w:val="28"/>
           <w:szCs w:val="28"/>
         </w:rPr>
-        <w:t xml:space="preserve">Implementation report: every phase from data generation to cluster deployment</w:t>
+        <w:t xml:space="preserve">Implementation report: every phase from data generation to cluster deployment and live streaming</w:t>
       </w:r>
     </w:p>
     <w:tbl>
@@ -246,7 +246,7 @@
                 <w:sz w:val="19"/>
                 <w:szCs w:val="19"/>
               </w:rPr>
-              <w:t xml:space="preserve">Sequential, multiprocessing, MPI (mpi4py), Apache Spark (PySpark)</w:t>
+              <w:t xml:space="preserve">Sequential, multiprocessing, MPI (mpi4py), Apache Spark (PySpark), plus a Spark Structured Streaming extension for live alerts</w:t>
             </w:r>
           </w:p>
         </w:tc>
@@ -366,7 +366,7 @@
                 <w:sz w:val="19"/>
                 <w:szCs w:val="19"/>
               </w:rPr>
-              <w:t xml:space="preserve">All engines produce identical results (24 automated tests incl. cross-engine parity)</w:t>
+              <w:t xml:space="preserve">All engines produce identical results (29 automated tests incl. cross-engine and stream-vs-batch parity)</w:t>
             </w:r>
           </w:p>
         </w:tc>
@@ -584,6 +584,26 @@
       </w:r>
       <w:r>
         <w:t xml:space="preserve"> per-phase timings for every run, speedup, efficiency, the Karp–Flatt serial fraction and an Amdahl's-law fit.</w:t>
+      </w:r>
+    </w:p>
+    <w:p>
+      <w:pPr>
+        <w:pStyle w:val="ListParagraph"/>
+        <w:numPr>
+          <w:ilvl w:val="0"/>
+          <w:numId w:val="2"/>
+        </w:numPr>
+        <w:spacing w:after="80" w:line="290"/>
+      </w:pPr>
+      <w:r>
+        <w:rPr>
+          <w:b/>
+          <w:bCs/>
+        </w:rPr>
+        <w:t xml:space="preserve">Live alerts (extension):</w:t>
+      </w:r>
+      <w:r>
+        <w:t xml:space="preserve"> the same detection running on a stream of hourly readings with Spark Structured Streaming, raising alerts about 2 s after a day's last reading arrives.</w:t>
       </w:r>
     </w:p>
     <w:p>
@@ -893,6 +913,68 @@
                 <w:szCs w:val="19"/>
               </w:rPr>
               <w:t xml:space="preserve">sequential.py, parallel_mp.py, mpi_engine.py, spark_engine.py</w:t>
+            </w:r>
+          </w:p>
+        </w:tc>
+      </w:tr>
+      <w:tr>
+        <w:tc>
+          <w:tcPr>
+            <w:tcW w:type="dxa" w:w="1800"/>
+            <w:tcBorders>
+              <w:top w:val="single" w:color="C9D2DB" w:sz="4"/>
+              <w:left w:val="single" w:color="C9D2DB" w:sz="4"/>
+              <w:bottom w:val="single" w:color="C9D2DB" w:sz="4"/>
+              <w:right w:val="single" w:color="C9D2DB" w:sz="4"/>
+            </w:tcBorders>
+            <w:tcMar>
+              <w:top w:type="dxa" w:w="70"/>
+              <w:left w:type="dxa" w:w="110"/>
+              <w:bottom w:type="dxa" w:w="70"/>
+              <w:right w:type="dxa" w:w="110"/>
+            </w:tcMar>
+          </w:tcPr>
+          <w:p>
+            <w:pPr>
+              <w:spacing w:after="0" w:line="260"/>
+            </w:pPr>
+            <w:r>
+              <w:rPr>
+                <w:rFonts w:ascii="Consolas" w:cs="Consolas" w:eastAsia="Consolas" w:hAnsi="Consolas"/>
+                <w:color w:val="1F2D3A"/>
+                <w:sz w:val="19"/>
+                <w:szCs w:val="19"/>
+              </w:rPr>
+              <w:t xml:space="preserve">streaming/</w:t>
+            </w:r>
+          </w:p>
+        </w:tc>
+        <w:tc>
+          <w:tcPr>
+            <w:tcW w:type="dxa" w:w="7226"/>
+            <w:tcBorders>
+              <w:top w:val="single" w:color="C9D2DB" w:sz="4"/>
+              <w:left w:val="single" w:color="C9D2DB" w:sz="4"/>
+              <w:bottom w:val="single" w:color="C9D2DB" w:sz="4"/>
+              <w:right w:val="single" w:color="C9D2DB" w:sz="4"/>
+            </w:tcBorders>
+            <w:tcMar>
+              <w:top w:type="dxa" w:w="70"/>
+              <w:left w:type="dxa" w:w="110"/>
+              <w:bottom w:type="dxa" w:w="70"/>
+              <w:right w:type="dxa" w:w="110"/>
+            </w:tcMar>
+          </w:tcPr>
+          <w:p>
+            <w:pPr>
+              <w:spacing w:after="0" w:line="260"/>
+            </w:pPr>
+            <w:r>
+              <w:rPr>
+                <w:sz w:val="19"/>
+                <w:szCs w:val="19"/>
+              </w:rPr>
+              <w:t xml:space="preserve">replayer, Spark Structured Streaming detector, one-command demo, run summary</w:t>
             </w:r>
           </w:p>
         </w:tc>
@@ -2523,6 +2605,95 @@
           </w:p>
         </w:tc>
       </w:tr>
+      <w:tr>
+        <w:tc>
+          <w:tcPr>
+            <w:tcW w:type="dxa" w:w="900"/>
+            <w:tcBorders>
+              <w:top w:val="single" w:color="C9D2DB" w:sz="4"/>
+              <w:left w:val="single" w:color="C9D2DB" w:sz="4"/>
+              <w:bottom w:val="single" w:color="C9D2DB" w:sz="4"/>
+              <w:right w:val="single" w:color="C9D2DB" w:sz="4"/>
+            </w:tcBorders>
+            <w:tcMar>
+              <w:top w:type="dxa" w:w="70"/>
+              <w:left w:type="dxa" w:w="110"/>
+              <w:bottom w:type="dxa" w:w="70"/>
+              <w:right w:type="dxa" w:w="110"/>
+            </w:tcMar>
+          </w:tcPr>
+          <w:p>
+            <w:pPr>
+              <w:spacing w:after="0" w:line="260"/>
+            </w:pPr>
+            <w:r>
+              <w:rPr>
+                <w:sz w:val="19"/>
+                <w:szCs w:val="19"/>
+              </w:rPr>
+              <w:t xml:space="preserve">15</w:t>
+            </w:r>
+          </w:p>
+        </w:tc>
+        <w:tc>
+          <w:tcPr>
+            <w:tcW w:type="dxa" w:w="4000"/>
+            <w:tcBorders>
+              <w:top w:val="single" w:color="C9D2DB" w:sz="4"/>
+              <w:left w:val="single" w:color="C9D2DB" w:sz="4"/>
+              <w:bottom w:val="single" w:color="C9D2DB" w:sz="4"/>
+              <w:right w:val="single" w:color="C9D2DB" w:sz="4"/>
+            </w:tcBorders>
+            <w:tcMar>
+              <w:top w:type="dxa" w:w="70"/>
+              <w:left w:type="dxa" w:w="110"/>
+              <w:bottom w:type="dxa" w:w="70"/>
+              <w:right w:type="dxa" w:w="110"/>
+            </w:tcMar>
+          </w:tcPr>
+          <w:p>
+            <w:pPr>
+              <w:spacing w:after="0" w:line="260"/>
+            </w:pPr>
+            <w:r>
+              <w:rPr>
+                <w:sz w:val="19"/>
+                <w:szCs w:val="19"/>
+              </w:rPr>
+              <w:t xml:space="preserve">Streaming extension</w:t>
+            </w:r>
+          </w:p>
+        </w:tc>
+        <w:tc>
+          <w:tcPr>
+            <w:tcW w:type="dxa" w:w="4126"/>
+            <w:tcBorders>
+              <w:top w:val="single" w:color="C9D2DB" w:sz="4"/>
+              <w:left w:val="single" w:color="C9D2DB" w:sz="4"/>
+              <w:bottom w:val="single" w:color="C9D2DB" w:sz="4"/>
+              <w:right w:val="single" w:color="C9D2DB" w:sz="4"/>
+            </w:tcBorders>
+            <w:tcMar>
+              <w:top w:type="dxa" w:w="70"/>
+              <w:left w:type="dxa" w:w="110"/>
+              <w:bottom w:type="dxa" w:w="70"/>
+              <w:right w:type="dxa" w:w="110"/>
+            </w:tcMar>
+          </w:tcPr>
+          <w:p>
+            <w:pPr>
+              <w:spacing w:after="0" w:line="260"/>
+            </w:pPr>
+            <w:r>
+              <w:rPr>
+                <w:sz w:val="19"/>
+                <w:szCs w:val="19"/>
+              </w:rPr>
+              <w:t xml:space="preserve">replayer, Spark Structured Streaming detector, live dashboard tab</w:t>
+            </w:r>
+          </w:p>
+        </w:tc>
+      </w:tr>
     </w:tbl>
     <w:p>
       <w:pPr>
@@ -6667,7 +6838,7 @@
         <w:t xml:space="preserve">pytest tests/</w:t>
       </w:r>
       <w:r>
-        <w:t xml:space="preserve">, 24 tests) covers four levels:</w:t>
+        <w:t xml:space="preserve">, 29 tests) covers these levels:</w:t>
       </w:r>
     </w:p>
     <w:tbl>
@@ -7111,6 +7282,66 @@
                 <w:szCs w:val="19"/>
               </w:rPr>
               <w:t xml:space="preserve">Sen's slope and OLS exact on linear data; Mann–Kendall detects trends, has about 5 % false positives on noise, and agrees with SciPy's Kendall tau</w:t>
+            </w:r>
+          </w:p>
+        </w:tc>
+      </w:tr>
+      <w:tr>
+        <w:tc>
+          <w:tcPr>
+            <w:tcW w:type="dxa" w:w="2000"/>
+            <w:tcBorders>
+              <w:top w:val="single" w:color="C9D2DB" w:sz="4"/>
+              <w:left w:val="single" w:color="C9D2DB" w:sz="4"/>
+              <w:bottom w:val="single" w:color="C9D2DB" w:sz="4"/>
+              <w:right w:val="single" w:color="C9D2DB" w:sz="4"/>
+            </w:tcBorders>
+            <w:tcMar>
+              <w:top w:type="dxa" w:w="70"/>
+              <w:left w:type="dxa" w:w="110"/>
+              <w:bottom w:type="dxa" w:w="70"/>
+              <w:right w:type="dxa" w:w="110"/>
+            </w:tcMar>
+          </w:tcPr>
+          <w:p>
+            <w:pPr>
+              <w:spacing w:after="0" w:line="260"/>
+            </w:pPr>
+            <w:r>
+              <w:rPr>
+                <w:sz w:val="19"/>
+                <w:szCs w:val="19"/>
+              </w:rPr>
+              <w:t xml:space="preserve">Streaming</w:t>
+            </w:r>
+          </w:p>
+        </w:tc>
+        <w:tc>
+          <w:tcPr>
+            <w:tcW w:type="dxa" w:w="7026"/>
+            <w:tcBorders>
+              <w:top w:val="single" w:color="C9D2DB" w:sz="4"/>
+              <w:left w:val="single" w:color="C9D2DB" w:sz="4"/>
+              <w:bottom w:val="single" w:color="C9D2DB" w:sz="4"/>
+              <w:right w:val="single" w:color="C9D2DB" w:sz="4"/>
+            </w:tcBorders>
+            <w:tcMar>
+              <w:top w:type="dxa" w:w="70"/>
+              <w:left w:type="dxa" w:w="110"/>
+              <w:bottom w:type="dxa" w:w="70"/>
+              <w:right w:type="dxa" w:w="110"/>
+            </w:tcMar>
+          </w:tcPr>
+          <w:p>
+            <w:pPr>
+              <w:spacing w:after="0" w:line="260"/>
+            </w:pPr>
+            <w:r>
+              <w:rPr>
+                <w:sz w:val="19"/>
+                <w:szCs w:val="19"/>
+              </w:rPr>
+              <w:t xml:space="preserve">the incremental detector fed random-size chunks of days equals batch detection; late days are ignored; checkpointed state resumes open events; end-to-end Spark Structured Streaming run on ERA5 (Cyclone Amphan) matches the batch events (Phase 15)</w:t>
             </w:r>
           </w:p>
         </w:tc>
@@ -13540,7 +13771,7 @@
         <w:t xml:space="preserve">`reporting/dashboard.py`</w:t>
       </w:r>
       <w:r>
-        <w:t xml:space="preserve"> (Streamlit) offers a station explorer with detected events shaded on the temperature, rain and wind series, a world map of station trends, records and the benchmark charts.</w:t>
+        <w:t xml:space="preserve"> (Streamlit) offers a station explorer with detected events shaded on the temperature, rain and wind series, a world map of station trends, records, the benchmark charts and (Phase 15) a live stream tab.</w:t>
       </w:r>
     </w:p>
     <w:p>
@@ -13631,7 +13862,15 @@
         <w:pageBreakBefore/>
       </w:pPr>
       <w:r>
-        <w:t xml:space="preserve">16. Results summary and limitations</w:t>
+        <w:t xml:space="preserve">16. Phase 15: Streaming extension (live detection)</w:t>
+      </w:r>
+    </w:p>
+    <w:p>
+      <w:pPr>
+        <w:spacing w:after="140" w:line="300"/>
+      </w:pPr>
+      <w:r>
+        <w:t xml:space="preserve">The four engines analyse stored history in batch: a run reads all the Parquet files, computes everything and writes the results. The plan listed real-time detection as an extension, and it was implemented in this phase: extremes are detected while the data arrives, and an alert is raised as soon as a day is complete.</w:t>
       </w:r>
     </w:p>
     <w:p>
@@ -13639,8 +13878,1977 @@
         <w:pStyle w:val="Heading2"/>
       </w:pPr>
       <w:r>
-        <w:t xml:space="preserve">16.1 Summary</w:t>
-      </w:r>
+        <w:t xml:space="preserve">16.1 Design</w:t>
+      </w:r>
+    </w:p>
+    <w:tbl>
+      <w:tblPr>
+        <w:tblW w:type="dxa" w:w="9026"/>
+        <w:tblBorders>
+          <w:top w:val="single" w:color="auto" w:sz="4"/>
+          <w:left w:val="single" w:color="auto" w:sz="4"/>
+          <w:bottom w:val="single" w:color="auto" w:sz="4"/>
+          <w:right w:val="single" w:color="auto" w:sz="4"/>
+          <w:insideH w:val="single" w:color="auto" w:sz="4"/>
+          <w:insideV w:val="single" w:color="auto" w:sz="4"/>
+        </w:tblBorders>
+      </w:tblPr>
+      <w:tblGrid>
+        <w:gridCol w:w="700"/>
+        <w:gridCol w:w="2300"/>
+        <w:gridCol w:w="6026"/>
+      </w:tblGrid>
+      <w:tr>
+        <w:trPr>
+          <w:tblHeader/>
+        </w:trPr>
+        <w:tc>
+          <w:tcPr>
+            <w:tcW w:type="dxa" w:w="700"/>
+            <w:tcBorders>
+              <w:top w:val="single" w:color="C9D2DB" w:sz="4"/>
+              <w:left w:val="single" w:color="C9D2DB" w:sz="4"/>
+              <w:bottom w:val="single" w:color="C9D2DB" w:sz="4"/>
+              <w:right w:val="single" w:color="C9D2DB" w:sz="4"/>
+            </w:tcBorders>
+            <w:shd w:fill="E8EEF5" w:color="auto" w:val="clear"/>
+            <w:tcMar>
+              <w:top w:type="dxa" w:w="70"/>
+              <w:left w:type="dxa" w:w="110"/>
+              <w:bottom w:type="dxa" w:w="70"/>
+              <w:right w:type="dxa" w:w="110"/>
+            </w:tcMar>
+          </w:tcPr>
+          <w:p>
+            <w:pPr>
+              <w:spacing w:after="0" w:line="260"/>
+            </w:pPr>
+            <w:r>
+              <w:rPr>
+                <w:b/>
+                <w:bCs/>
+                <w:sz w:val="19"/>
+                <w:szCs w:val="19"/>
+              </w:rPr>
+              <w:t xml:space="preserve">Step</w:t>
+            </w:r>
+          </w:p>
+        </w:tc>
+        <w:tc>
+          <w:tcPr>
+            <w:tcW w:type="dxa" w:w="2300"/>
+            <w:tcBorders>
+              <w:top w:val="single" w:color="C9D2DB" w:sz="4"/>
+              <w:left w:val="single" w:color="C9D2DB" w:sz="4"/>
+              <w:bottom w:val="single" w:color="C9D2DB" w:sz="4"/>
+              <w:right w:val="single" w:color="C9D2DB" w:sz="4"/>
+            </w:tcBorders>
+            <w:shd w:fill="E8EEF5" w:color="auto" w:val="clear"/>
+            <w:tcMar>
+              <w:top w:type="dxa" w:w="70"/>
+              <w:left w:type="dxa" w:w="110"/>
+              <w:bottom w:type="dxa" w:w="70"/>
+              <w:right w:type="dxa" w:w="110"/>
+            </w:tcMar>
+          </w:tcPr>
+          <w:p>
+            <w:pPr>
+              <w:spacing w:after="0" w:line="260"/>
+            </w:pPr>
+            <w:r>
+              <w:rPr>
+                <w:b/>
+                <w:bCs/>
+                <w:sz w:val="19"/>
+                <w:szCs w:val="19"/>
+              </w:rPr>
+              <w:t xml:space="preserve">Component</w:t>
+            </w:r>
+          </w:p>
+        </w:tc>
+        <w:tc>
+          <w:tcPr>
+            <w:tcW w:type="dxa" w:w="6026"/>
+            <w:tcBorders>
+              <w:top w:val="single" w:color="C9D2DB" w:sz="4"/>
+              <w:left w:val="single" w:color="C9D2DB" w:sz="4"/>
+              <w:bottom w:val="single" w:color="C9D2DB" w:sz="4"/>
+              <w:right w:val="single" w:color="C9D2DB" w:sz="4"/>
+            </w:tcBorders>
+            <w:shd w:fill="E8EEF5" w:color="auto" w:val="clear"/>
+            <w:tcMar>
+              <w:top w:type="dxa" w:w="70"/>
+              <w:left w:type="dxa" w:w="110"/>
+              <w:bottom w:type="dxa" w:w="70"/>
+              <w:right w:type="dxa" w:w="110"/>
+            </w:tcMar>
+          </w:tcPr>
+          <w:p>
+            <w:pPr>
+              <w:spacing w:after="0" w:line="260"/>
+            </w:pPr>
+            <w:r>
+              <w:rPr>
+                <w:b/>
+                <w:bCs/>
+                <w:sz w:val="19"/>
+                <w:szCs w:val="19"/>
+              </w:rPr>
+              <w:t xml:space="preserve">What it does</w:t>
+            </w:r>
+          </w:p>
+        </w:tc>
+      </w:tr>
+      <w:tr>
+        <w:tc>
+          <w:tcPr>
+            <w:tcW w:type="dxa" w:w="700"/>
+            <w:tcBorders>
+              <w:top w:val="single" w:color="C9D2DB" w:sz="4"/>
+              <w:left w:val="single" w:color="C9D2DB" w:sz="4"/>
+              <w:bottom w:val="single" w:color="C9D2DB" w:sz="4"/>
+              <w:right w:val="single" w:color="C9D2DB" w:sz="4"/>
+            </w:tcBorders>
+            <w:tcMar>
+              <w:top w:type="dxa" w:w="70"/>
+              <w:left w:type="dxa" w:w="110"/>
+              <w:bottom w:type="dxa" w:w="70"/>
+              <w:right w:type="dxa" w:w="110"/>
+            </w:tcMar>
+          </w:tcPr>
+          <w:p>
+            <w:pPr>
+              <w:spacing w:after="0" w:line="260"/>
+            </w:pPr>
+            <w:r>
+              <w:rPr>
+                <w:sz w:val="19"/>
+                <w:szCs w:val="19"/>
+              </w:rPr>
+              <w:t xml:space="preserve">1</w:t>
+            </w:r>
+          </w:p>
+        </w:tc>
+        <w:tc>
+          <w:tcPr>
+            <w:tcW w:type="dxa" w:w="2300"/>
+            <w:tcBorders>
+              <w:top w:val="single" w:color="C9D2DB" w:sz="4"/>
+              <w:left w:val="single" w:color="C9D2DB" w:sz="4"/>
+              <w:bottom w:val="single" w:color="C9D2DB" w:sz="4"/>
+              <w:right w:val="single" w:color="C9D2DB" w:sz="4"/>
+            </w:tcBorders>
+            <w:tcMar>
+              <w:top w:type="dxa" w:w="70"/>
+              <w:left w:type="dxa" w:w="110"/>
+              <w:bottom w:type="dxa" w:w="70"/>
+              <w:right w:type="dxa" w:w="110"/>
+            </w:tcMar>
+          </w:tcPr>
+          <w:p>
+            <w:pPr>
+              <w:spacing w:after="0" w:line="260"/>
+            </w:pPr>
+            <w:r>
+              <w:rPr>
+                <w:rFonts w:ascii="Consolas" w:cs="Consolas" w:eastAsia="Consolas" w:hAnsi="Consolas"/>
+                <w:color w:val="1F2D3A"/>
+                <w:sz w:val="19"/>
+                <w:szCs w:val="19"/>
+              </w:rPr>
+              <w:t xml:space="preserve">streaming/replayer.py</w:t>
+            </w:r>
+          </w:p>
+        </w:tc>
+        <w:tc>
+          <w:tcPr>
+            <w:tcW w:type="dxa" w:w="6026"/>
+            <w:tcBorders>
+              <w:top w:val="single" w:color="C9D2DB" w:sz="4"/>
+              <w:left w:val="single" w:color="C9D2DB" w:sz="4"/>
+              <w:bottom w:val="single" w:color="C9D2DB" w:sz="4"/>
+              <w:right w:val="single" w:color="C9D2DB" w:sz="4"/>
+            </w:tcBorders>
+            <w:tcMar>
+              <w:top w:type="dxa" w:w="70"/>
+              <w:left w:type="dxa" w:w="110"/>
+              <w:bottom w:type="dxa" w:w="70"/>
+              <w:right w:type="dxa" w:w="110"/>
+            </w:tcMar>
+          </w:tcPr>
+          <w:p>
+            <w:pPr>
+              <w:spacing w:after="0" w:line="260"/>
+            </w:pPr>
+            <w:r>
+              <w:rPr>
+                <w:sz w:val="19"/>
+                <w:szCs w:val="19"/>
+              </w:rPr>
+              <w:t xml:space="preserve">Feeds stored hourly readings back as a live feed: six simulated hours per Parquet file, at a chosen speed (e.g. one simulated day per second). Files are written under a hidden name and renamed into place, so Spark never reads half a file. A replay is needed because no free live feed exists for these stations (ERA5 arrives about 5 days late); it also makes demos repeatable.</w:t>
+            </w:r>
+          </w:p>
+        </w:tc>
+      </w:tr>
+      <w:tr>
+        <w:tc>
+          <w:tcPr>
+            <w:tcW w:type="dxa" w:w="700"/>
+            <w:tcBorders>
+              <w:top w:val="single" w:color="C9D2DB" w:sz="4"/>
+              <w:left w:val="single" w:color="C9D2DB" w:sz="4"/>
+              <w:bottom w:val="single" w:color="C9D2DB" w:sz="4"/>
+              <w:right w:val="single" w:color="C9D2DB" w:sz="4"/>
+            </w:tcBorders>
+            <w:tcMar>
+              <w:top w:type="dxa" w:w="70"/>
+              <w:left w:type="dxa" w:w="110"/>
+              <w:bottom w:type="dxa" w:w="70"/>
+              <w:right w:type="dxa" w:w="110"/>
+            </w:tcMar>
+          </w:tcPr>
+          <w:p>
+            <w:pPr>
+              <w:spacing w:after="0" w:line="260"/>
+            </w:pPr>
+            <w:r>
+              <w:rPr>
+                <w:sz w:val="19"/>
+                <w:szCs w:val="19"/>
+              </w:rPr>
+              <w:t xml:space="preserve">2</w:t>
+            </w:r>
+          </w:p>
+        </w:tc>
+        <w:tc>
+          <w:tcPr>
+            <w:tcW w:type="dxa" w:w="2300"/>
+            <w:tcBorders>
+              <w:top w:val="single" w:color="C9D2DB" w:sz="4"/>
+              <w:left w:val="single" w:color="C9D2DB" w:sz="4"/>
+              <w:bottom w:val="single" w:color="C9D2DB" w:sz="4"/>
+              <w:right w:val="single" w:color="C9D2DB" w:sz="4"/>
+            </w:tcBorders>
+            <w:tcMar>
+              <w:top w:type="dxa" w:w="70"/>
+              <w:left w:type="dxa" w:w="110"/>
+              <w:bottom w:type="dxa" w:w="70"/>
+              <w:right w:type="dxa" w:w="110"/>
+            </w:tcMar>
+          </w:tcPr>
+          <w:p>
+            <w:pPr>
+              <w:spacing w:after="0" w:line="260"/>
+            </w:pPr>
+            <w:r>
+              <w:rPr>
+                <w:rFonts w:ascii="Consolas" w:cs="Consolas" w:eastAsia="Consolas" w:hAnsi="Consolas"/>
+                <w:color w:val="1F2D3A"/>
+                <w:sz w:val="19"/>
+                <w:szCs w:val="19"/>
+              </w:rPr>
+              <w:t xml:space="preserve">streaming/detector.py</w:t>
+            </w:r>
+          </w:p>
+        </w:tc>
+        <w:tc>
+          <w:tcPr>
+            <w:tcW w:type="dxa" w:w="6026"/>
+            <w:tcBorders>
+              <w:top w:val="single" w:color="C9D2DB" w:sz="4"/>
+              <w:left w:val="single" w:color="C9D2DB" w:sz="4"/>
+              <w:bottom w:val="single" w:color="C9D2DB" w:sz="4"/>
+              <w:right w:val="single" w:color="C9D2DB" w:sz="4"/>
+            </w:tcBorders>
+            <w:tcMar>
+              <w:top w:type="dxa" w:w="70"/>
+              <w:left w:type="dxa" w:w="110"/>
+              <w:bottom w:type="dxa" w:w="70"/>
+              <w:right w:type="dxa" w:w="110"/>
+            </w:tcMar>
+          </w:tcPr>
+          <w:p>
+            <w:pPr>
+              <w:spacing w:after="0" w:line="260"/>
+            </w:pPr>
+            <w:r>
+              <w:rPr>
+                <w:sz w:val="19"/>
+                <w:szCs w:val="19"/>
+              </w:rPr>
+              <w:t xml:space="preserve">Spark Structured Streaming job: file source → 2-hour event-time watermark + duplicate removal → the batch Spark engine's own cleaning expressions → one-day event-time window per station (append mode, so each day is emitted once, when complete) → foreachBatch.</w:t>
+            </w:r>
+          </w:p>
+        </w:tc>
+      </w:tr>
+      <w:tr>
+        <w:tc>
+          <w:tcPr>
+            <w:tcW w:type="dxa" w:w="700"/>
+            <w:tcBorders>
+              <w:top w:val="single" w:color="C9D2DB" w:sz="4"/>
+              <w:left w:val="single" w:color="C9D2DB" w:sz="4"/>
+              <w:bottom w:val="single" w:color="C9D2DB" w:sz="4"/>
+              <w:right w:val="single" w:color="C9D2DB" w:sz="4"/>
+            </w:tcBorders>
+            <w:tcMar>
+              <w:top w:type="dxa" w:w="70"/>
+              <w:left w:type="dxa" w:w="110"/>
+              <w:bottom w:type="dxa" w:w="70"/>
+              <w:right w:type="dxa" w:w="110"/>
+            </w:tcMar>
+          </w:tcPr>
+          <w:p>
+            <w:pPr>
+              <w:spacing w:after="0" w:line="260"/>
+            </w:pPr>
+            <w:r>
+              <w:rPr>
+                <w:sz w:val="19"/>
+                <w:szCs w:val="19"/>
+              </w:rPr>
+              <w:t xml:space="preserve">2</w:t>
+            </w:r>
+          </w:p>
+        </w:tc>
+        <w:tc>
+          <w:tcPr>
+            <w:tcW w:type="dxa" w:w="2300"/>
+            <w:tcBorders>
+              <w:top w:val="single" w:color="C9D2DB" w:sz="4"/>
+              <w:left w:val="single" w:color="C9D2DB" w:sz="4"/>
+              <w:bottom w:val="single" w:color="C9D2DB" w:sz="4"/>
+              <w:right w:val="single" w:color="C9D2DB" w:sz="4"/>
+            </w:tcBorders>
+            <w:tcMar>
+              <w:top w:type="dxa" w:w="70"/>
+              <w:left w:type="dxa" w:w="110"/>
+              <w:bottom w:type="dxa" w:w="70"/>
+              <w:right w:type="dxa" w:w="110"/>
+            </w:tcMar>
+          </w:tcPr>
+          <w:p>
+            <w:pPr>
+              <w:spacing w:after="0" w:line="260"/>
+            </w:pPr>
+            <w:r>
+              <w:rPr>
+                <w:rFonts w:ascii="Consolas" w:cs="Consolas" w:eastAsia="Consolas" w:hAnsi="Consolas"/>
+                <w:color w:val="1F2D3A"/>
+                <w:sz w:val="19"/>
+                <w:szCs w:val="19"/>
+              </w:rPr>
+              <w:t xml:space="preserve">core/streaming.py</w:t>
+            </w:r>
+          </w:p>
+        </w:tc>
+        <w:tc>
+          <w:tcPr>
+            <w:tcW w:type="dxa" w:w="6026"/>
+            <w:tcBorders>
+              <w:top w:val="single" w:color="C9D2DB" w:sz="4"/>
+              <w:left w:val="single" w:color="C9D2DB" w:sz="4"/>
+              <w:bottom w:val="single" w:color="C9D2DB" w:sz="4"/>
+              <w:right w:val="single" w:color="C9D2DB" w:sz="4"/>
+            </w:tcBorders>
+            <w:tcMar>
+              <w:top w:type="dxa" w:w="70"/>
+              <w:left w:type="dxa" w:w="110"/>
+              <w:bottom w:type="dxa" w:w="70"/>
+              <w:right w:type="dxa" w:w="110"/>
+            </w:tcMar>
+          </w:tcPr>
+          <w:p>
+            <w:pPr>
+              <w:spacing w:after="0" w:line="260"/>
+            </w:pPr>
+            <w:r>
+              <w:rPr>
+                <w:sz w:val="19"/>
+                <w:szCs w:val="19"/>
+              </w:rPr>
+              <w:t xml:space="preserve">StreamDetector: joins each finished day with the station-month thresholds from a batch run and evaluates the same 19 rules. One open run per station × rule turns into NEW (event confirmed, e.g. day 3 of a heatwave spell), ESCALATED (severity rises) and ENDED (final event record) alerts. This is the batch gaps-and-islands method done incrementally.</w:t>
+            </w:r>
+          </w:p>
+        </w:tc>
+      </w:tr>
+      <w:tr>
+        <w:tc>
+          <w:tcPr>
+            <w:tcW w:type="dxa" w:w="700"/>
+            <w:tcBorders>
+              <w:top w:val="single" w:color="C9D2DB" w:sz="4"/>
+              <w:left w:val="single" w:color="C9D2DB" w:sz="4"/>
+              <w:bottom w:val="single" w:color="C9D2DB" w:sz="4"/>
+              <w:right w:val="single" w:color="C9D2DB" w:sz="4"/>
+            </w:tcBorders>
+            <w:tcMar>
+              <w:top w:type="dxa" w:w="70"/>
+              <w:left w:type="dxa" w:w="110"/>
+              <w:bottom w:type="dxa" w:w="70"/>
+              <w:right w:type="dxa" w:w="110"/>
+            </w:tcMar>
+          </w:tcPr>
+          <w:p>
+            <w:pPr>
+              <w:spacing w:after="0" w:line="260"/>
+            </w:pPr>
+            <w:r>
+              <w:rPr>
+                <w:sz w:val="19"/>
+                <w:szCs w:val="19"/>
+              </w:rPr>
+              <w:t xml:space="preserve">3</w:t>
+            </w:r>
+          </w:p>
+        </w:tc>
+        <w:tc>
+          <w:tcPr>
+            <w:tcW w:type="dxa" w:w="2300"/>
+            <w:tcBorders>
+              <w:top w:val="single" w:color="C9D2DB" w:sz="4"/>
+              <w:left w:val="single" w:color="C9D2DB" w:sz="4"/>
+              <w:bottom w:val="single" w:color="C9D2DB" w:sz="4"/>
+              <w:right w:val="single" w:color="C9D2DB" w:sz="4"/>
+            </w:tcBorders>
+            <w:tcMar>
+              <w:top w:type="dxa" w:w="70"/>
+              <w:left w:type="dxa" w:w="110"/>
+              <w:bottom w:type="dxa" w:w="70"/>
+              <w:right w:type="dxa" w:w="110"/>
+            </w:tcMar>
+          </w:tcPr>
+          <w:p>
+            <w:pPr>
+              <w:spacing w:after="0" w:line="260"/>
+            </w:pPr>
+            <w:r>
+              <w:rPr>
+                <w:sz w:val="19"/>
+                <w:szCs w:val="19"/>
+              </w:rPr>
+              <w:t xml:space="preserve">dashboard "Live stream" tab</w:t>
+            </w:r>
+          </w:p>
+        </w:tc>
+        <w:tc>
+          <w:tcPr>
+            <w:tcW w:type="dxa" w:w="6026"/>
+            <w:tcBorders>
+              <w:top w:val="single" w:color="C9D2DB" w:sz="4"/>
+              <w:left w:val="single" w:color="C9D2DB" w:sz="4"/>
+              <w:bottom w:val="single" w:color="C9D2DB" w:sz="4"/>
+              <w:right w:val="single" w:color="C9D2DB" w:sz="4"/>
+            </w:tcBorders>
+            <w:tcMar>
+              <w:top w:type="dxa" w:w="70"/>
+              <w:left w:type="dxa" w:w="110"/>
+              <w:bottom w:type="dxa" w:w="70"/>
+              <w:right w:type="dxa" w:w="110"/>
+            </w:tcMar>
+          </w:tcPr>
+          <w:p>
+            <w:pPr>
+              <w:spacing w:after="0" w:line="260"/>
+            </w:pPr>
+            <w:r>
+              <w:rPr>
+                <w:sz w:val="19"/>
+                <w:szCs w:val="19"/>
+              </w:rPr>
+              <w:t xml:space="preserve">Refreshes every 2 s: replay progress, rows in, station-days, alerts, active events, detection latency, the temperature, rain and wind of a chosen station as they stream in, the alert feed and the list of active events.</w:t>
+            </w:r>
+          </w:p>
+        </w:tc>
+      </w:tr>
+    </w:tbl>
+    <w:p>
+      <w:pPr>
+        <w:spacing w:after="120"/>
+      </w:pPr>
+    </w:p>
+    <w:p>
+      <w:pPr>
+        <w:spacing w:after="140" w:line="300"/>
+      </w:pPr>
+      <w:r>
+        <w:t xml:space="preserve">Because the stream uses the same expressions, rules and thresholds as the batch engines, every closed streamed event must equal the batch event with the same id. Each run checks this at the end (</w:t>
+      </w:r>
+      <w:r>
+        <w:rPr>
+          <w:rFonts w:ascii="Consolas" w:cs="Consolas" w:eastAsia="Consolas" w:hAnsi="Consolas"/>
+          <w:color w:val="1F2D3A"/>
+          <w:sz w:val="19"/>
+          <w:szCs w:val="19"/>
+        </w:rPr>
+        <w:t xml:space="preserve">parity.json</w:t>
+      </w:r>
+      <w:r>
+        <w:t xml:space="preserve">). Events already running when the replay starts, or still running at its end, are left out of the comparison because the stream cannot see their full extent.</w:t>
+      </w:r>
+    </w:p>
+    <w:p>
+      <w:pPr>
+        <w:pStyle w:val="Heading2"/>
+      </w:pPr>
+      <w:r>
+        <w:t xml:space="preserve">16.2 Results</w:t>
+      </w:r>
+    </w:p>
+    <w:tbl>
+      <w:tblPr>
+        <w:tblW w:type="dxa" w:w="9026"/>
+        <w:tblBorders>
+          <w:top w:val="single" w:color="auto" w:sz="4"/>
+          <w:left w:val="single" w:color="auto" w:sz="4"/>
+          <w:bottom w:val="single" w:color="auto" w:sz="4"/>
+          <w:right w:val="single" w:color="auto" w:sz="4"/>
+          <w:insideH w:val="single" w:color="auto" w:sz="4"/>
+          <w:insideV w:val="single" w:color="auto" w:sz="4"/>
+        </w:tblBorders>
+      </w:tblPr>
+      <w:tblGrid>
+        <w:gridCol w:w="2900"/>
+        <w:gridCol w:w="1500"/>
+        <w:gridCol w:w="1050"/>
+        <w:gridCol w:w="850"/>
+        <w:gridCol w:w="1600"/>
+        <w:gridCol w:w="1126"/>
+      </w:tblGrid>
+      <w:tr>
+        <w:trPr>
+          <w:tblHeader/>
+        </w:trPr>
+        <w:tc>
+          <w:tcPr>
+            <w:tcW w:type="dxa" w:w="2900"/>
+            <w:tcBorders>
+              <w:top w:val="single" w:color="C9D2DB" w:sz="4"/>
+              <w:left w:val="single" w:color="C9D2DB" w:sz="4"/>
+              <w:bottom w:val="single" w:color="C9D2DB" w:sz="4"/>
+              <w:right w:val="single" w:color="C9D2DB" w:sz="4"/>
+            </w:tcBorders>
+            <w:shd w:fill="E8EEF5" w:color="auto" w:val="clear"/>
+            <w:tcMar>
+              <w:top w:type="dxa" w:w="70"/>
+              <w:left w:type="dxa" w:w="110"/>
+              <w:bottom w:type="dxa" w:w="70"/>
+              <w:right w:type="dxa" w:w="110"/>
+            </w:tcMar>
+          </w:tcPr>
+          <w:p>
+            <w:pPr>
+              <w:spacing w:after="0" w:line="260"/>
+            </w:pPr>
+            <w:r>
+              <w:rPr>
+                <w:b/>
+                <w:bCs/>
+                <w:sz w:val="19"/>
+                <w:szCs w:val="19"/>
+              </w:rPr>
+              <w:t xml:space="preserve">Run</w:t>
+            </w:r>
+          </w:p>
+        </w:tc>
+        <w:tc>
+          <w:tcPr>
+            <w:tcW w:type="dxa" w:w="1500"/>
+            <w:tcBorders>
+              <w:top w:val="single" w:color="C9D2DB" w:sz="4"/>
+              <w:left w:val="single" w:color="C9D2DB" w:sz="4"/>
+              <w:bottom w:val="single" w:color="C9D2DB" w:sz="4"/>
+              <w:right w:val="single" w:color="C9D2DB" w:sz="4"/>
+            </w:tcBorders>
+            <w:shd w:fill="E8EEF5" w:color="auto" w:val="clear"/>
+            <w:tcMar>
+              <w:top w:type="dxa" w:w="70"/>
+              <w:left w:type="dxa" w:w="110"/>
+              <w:bottom w:type="dxa" w:w="70"/>
+              <w:right w:type="dxa" w:w="110"/>
+            </w:tcMar>
+          </w:tcPr>
+          <w:p>
+            <w:pPr>
+              <w:spacing w:after="0" w:line="260"/>
+            </w:pPr>
+            <w:r>
+              <w:rPr>
+                <w:b/>
+                <w:bCs/>
+                <w:sz w:val="19"/>
+                <w:szCs w:val="19"/>
+              </w:rPr>
+              <w:t xml:space="preserve">Spark</w:t>
+            </w:r>
+          </w:p>
+        </w:tc>
+        <w:tc>
+          <w:tcPr>
+            <w:tcW w:type="dxa" w:w="1050"/>
+            <w:tcBorders>
+              <w:top w:val="single" w:color="C9D2DB" w:sz="4"/>
+              <w:left w:val="single" w:color="C9D2DB" w:sz="4"/>
+              <w:bottom w:val="single" w:color="C9D2DB" w:sz="4"/>
+              <w:right w:val="single" w:color="C9D2DB" w:sz="4"/>
+            </w:tcBorders>
+            <w:shd w:fill="E8EEF5" w:color="auto" w:val="clear"/>
+            <w:tcMar>
+              <w:top w:type="dxa" w:w="70"/>
+              <w:left w:type="dxa" w:w="110"/>
+              <w:bottom w:type="dxa" w:w="70"/>
+              <w:right w:type="dxa" w:w="110"/>
+            </w:tcMar>
+          </w:tcPr>
+          <w:p>
+            <w:pPr>
+              <w:spacing w:after="0" w:line="260"/>
+            </w:pPr>
+            <w:r>
+              <w:rPr>
+                <w:b/>
+                <w:bCs/>
+                <w:sz w:val="19"/>
+                <w:szCs w:val="19"/>
+              </w:rPr>
+              <w:t xml:space="preserve">Rows</w:t>
+            </w:r>
+          </w:p>
+        </w:tc>
+        <w:tc>
+          <w:tcPr>
+            <w:tcW w:type="dxa" w:w="850"/>
+            <w:tcBorders>
+              <w:top w:val="single" w:color="C9D2DB" w:sz="4"/>
+              <w:left w:val="single" w:color="C9D2DB" w:sz="4"/>
+              <w:bottom w:val="single" w:color="C9D2DB" w:sz="4"/>
+              <w:right w:val="single" w:color="C9D2DB" w:sz="4"/>
+            </w:tcBorders>
+            <w:shd w:fill="E8EEF5" w:color="auto" w:val="clear"/>
+            <w:tcMar>
+              <w:top w:type="dxa" w:w="70"/>
+              <w:left w:type="dxa" w:w="110"/>
+              <w:bottom w:type="dxa" w:w="70"/>
+              <w:right w:type="dxa" w:w="110"/>
+            </w:tcMar>
+          </w:tcPr>
+          <w:p>
+            <w:pPr>
+              <w:spacing w:after="0" w:line="260"/>
+            </w:pPr>
+            <w:r>
+              <w:rPr>
+                <w:b/>
+                <w:bCs/>
+                <w:sz w:val="19"/>
+                <w:szCs w:val="19"/>
+              </w:rPr>
+              <w:t xml:space="preserve">Alerts</w:t>
+            </w:r>
+          </w:p>
+        </w:tc>
+        <w:tc>
+          <w:tcPr>
+            <w:tcW w:type="dxa" w:w="1600"/>
+            <w:tcBorders>
+              <w:top w:val="single" w:color="C9D2DB" w:sz="4"/>
+              <w:left w:val="single" w:color="C9D2DB" w:sz="4"/>
+              <w:bottom w:val="single" w:color="C9D2DB" w:sz="4"/>
+              <w:right w:val="single" w:color="C9D2DB" w:sz="4"/>
+            </w:tcBorders>
+            <w:shd w:fill="E8EEF5" w:color="auto" w:val="clear"/>
+            <w:tcMar>
+              <w:top w:type="dxa" w:w="70"/>
+              <w:left w:type="dxa" w:w="110"/>
+              <w:bottom w:type="dxa" w:w="70"/>
+              <w:right w:type="dxa" w:w="110"/>
+            </w:tcMar>
+          </w:tcPr>
+          <w:p>
+            <w:pPr>
+              <w:spacing w:after="0" w:line="260"/>
+            </w:pPr>
+            <w:r>
+              <w:rPr>
+                <w:b/>
+                <w:bCs/>
+                <w:sz w:val="19"/>
+                <w:szCs w:val="19"/>
+              </w:rPr>
+              <w:t xml:space="preserve">Latency median / p95</w:t>
+            </w:r>
+          </w:p>
+        </w:tc>
+        <w:tc>
+          <w:tcPr>
+            <w:tcW w:type="dxa" w:w="1126"/>
+            <w:tcBorders>
+              <w:top w:val="single" w:color="C9D2DB" w:sz="4"/>
+              <w:left w:val="single" w:color="C9D2DB" w:sz="4"/>
+              <w:bottom w:val="single" w:color="C9D2DB" w:sz="4"/>
+              <w:right w:val="single" w:color="C9D2DB" w:sz="4"/>
+            </w:tcBorders>
+            <w:shd w:fill="E8EEF5" w:color="auto" w:val="clear"/>
+            <w:tcMar>
+              <w:top w:type="dxa" w:w="70"/>
+              <w:left w:type="dxa" w:w="110"/>
+              <w:bottom w:type="dxa" w:w="70"/>
+              <w:right w:type="dxa" w:w="110"/>
+            </w:tcMar>
+          </w:tcPr>
+          <w:p>
+            <w:pPr>
+              <w:spacing w:after="0" w:line="260"/>
+            </w:pPr>
+            <w:r>
+              <w:rPr>
+                <w:b/>
+                <w:bCs/>
+                <w:sz w:val="19"/>
+                <w:szCs w:val="19"/>
+              </w:rPr>
+              <w:t xml:space="preserve">Parity</w:t>
+            </w:r>
+          </w:p>
+        </w:tc>
+      </w:tr>
+      <w:tr>
+        <w:tc>
+          <w:tcPr>
+            <w:tcW w:type="dxa" w:w="2900"/>
+            <w:tcBorders>
+              <w:top w:val="single" w:color="C9D2DB" w:sz="4"/>
+              <w:left w:val="single" w:color="C9D2DB" w:sz="4"/>
+              <w:bottom w:val="single" w:color="C9D2DB" w:sz="4"/>
+              <w:right w:val="single" w:color="C9D2DB" w:sz="4"/>
+            </w:tcBorders>
+            <w:tcMar>
+              <w:top w:type="dxa" w:w="70"/>
+              <w:left w:type="dxa" w:w="110"/>
+              <w:bottom w:type="dxa" w:w="70"/>
+              <w:right w:type="dxa" w:w="110"/>
+            </w:tcMar>
+          </w:tcPr>
+          <w:p>
+            <w:pPr>
+              <w:spacing w:after="0" w:line="260"/>
+            </w:pPr>
+            <w:r>
+              <w:rPr>
+                <w:sz w:val="19"/>
+                <w:szCs w:val="19"/>
+              </w:rPr>
+              <w:t xml:space="preserve">Cyclone Amphan 2020</w:t>
+            </w:r>
+          </w:p>
+        </w:tc>
+        <w:tc>
+          <w:tcPr>
+            <w:tcW w:type="dxa" w:w="1500"/>
+            <w:tcBorders>
+              <w:top w:val="single" w:color="C9D2DB" w:sz="4"/>
+              <w:left w:val="single" w:color="C9D2DB" w:sz="4"/>
+              <w:bottom w:val="single" w:color="C9D2DB" w:sz="4"/>
+              <w:right w:val="single" w:color="C9D2DB" w:sz="4"/>
+            </w:tcBorders>
+            <w:tcMar>
+              <w:top w:type="dxa" w:w="70"/>
+              <w:left w:type="dxa" w:w="110"/>
+              <w:bottom w:type="dxa" w:w="70"/>
+              <w:right w:type="dxa" w:w="110"/>
+            </w:tcMar>
+          </w:tcPr>
+          <w:p>
+            <w:pPr>
+              <w:spacing w:after="0" w:line="260"/>
+            </w:pPr>
+            <w:r>
+              <w:rPr>
+                <w:sz w:val="19"/>
+                <w:szCs w:val="19"/>
+              </w:rPr>
+              <w:t xml:space="preserve">cluster (3 workers)</w:t>
+            </w:r>
+          </w:p>
+        </w:tc>
+        <w:tc>
+          <w:tcPr>
+            <w:tcW w:type="dxa" w:w="1050"/>
+            <w:tcBorders>
+              <w:top w:val="single" w:color="C9D2DB" w:sz="4"/>
+              <w:left w:val="single" w:color="C9D2DB" w:sz="4"/>
+              <w:bottom w:val="single" w:color="C9D2DB" w:sz="4"/>
+              <w:right w:val="single" w:color="C9D2DB" w:sz="4"/>
+            </w:tcBorders>
+            <w:tcMar>
+              <w:top w:type="dxa" w:w="70"/>
+              <w:left w:type="dxa" w:w="110"/>
+              <w:bottom w:type="dxa" w:w="70"/>
+              <w:right w:type="dxa" w:w="110"/>
+            </w:tcMar>
+          </w:tcPr>
+          <w:p>
+            <w:pPr>
+              <w:spacing w:after="0" w:line="260"/>
+            </w:pPr>
+            <w:r>
+              <w:rPr>
+                <w:sz w:val="19"/>
+                <w:szCs w:val="19"/>
+              </w:rPr>
+              <w:t xml:space="preserve">3,168</w:t>
+            </w:r>
+          </w:p>
+        </w:tc>
+        <w:tc>
+          <w:tcPr>
+            <w:tcW w:type="dxa" w:w="850"/>
+            <w:tcBorders>
+              <w:top w:val="single" w:color="C9D2DB" w:sz="4"/>
+              <w:left w:val="single" w:color="C9D2DB" w:sz="4"/>
+              <w:bottom w:val="single" w:color="C9D2DB" w:sz="4"/>
+              <w:right w:val="single" w:color="C9D2DB" w:sz="4"/>
+            </w:tcBorders>
+            <w:tcMar>
+              <w:top w:type="dxa" w:w="70"/>
+              <w:left w:type="dxa" w:w="110"/>
+              <w:bottom w:type="dxa" w:w="70"/>
+              <w:right w:type="dxa" w:w="110"/>
+            </w:tcMar>
+          </w:tcPr>
+          <w:p>
+            <w:pPr>
+              <w:spacing w:after="0" w:line="260"/>
+            </w:pPr>
+            <w:r>
+              <w:rPr>
+                <w:sz w:val="19"/>
+                <w:szCs w:val="19"/>
+              </w:rPr>
+              <w:t xml:space="preserve">50</w:t>
+            </w:r>
+          </w:p>
+        </w:tc>
+        <w:tc>
+          <w:tcPr>
+            <w:tcW w:type="dxa" w:w="1600"/>
+            <w:tcBorders>
+              <w:top w:val="single" w:color="C9D2DB" w:sz="4"/>
+              <w:left w:val="single" w:color="C9D2DB" w:sz="4"/>
+              <w:bottom w:val="single" w:color="C9D2DB" w:sz="4"/>
+              <w:right w:val="single" w:color="C9D2DB" w:sz="4"/>
+            </w:tcBorders>
+            <w:tcMar>
+              <w:top w:type="dxa" w:w="70"/>
+              <w:left w:type="dxa" w:w="110"/>
+              <w:bottom w:type="dxa" w:w="70"/>
+              <w:right w:type="dxa" w:w="110"/>
+            </w:tcMar>
+          </w:tcPr>
+          <w:p>
+            <w:pPr>
+              <w:spacing w:after="0" w:line="260"/>
+            </w:pPr>
+            <w:r>
+              <w:rPr>
+                <w:sz w:val="19"/>
+                <w:szCs w:val="19"/>
+              </w:rPr>
+              <w:t xml:space="preserve">7.5 s / 9.1 s</w:t>
+            </w:r>
+          </w:p>
+        </w:tc>
+        <w:tc>
+          <w:tcPr>
+            <w:tcW w:type="dxa" w:w="1126"/>
+            <w:tcBorders>
+              <w:top w:val="single" w:color="C9D2DB" w:sz="4"/>
+              <w:left w:val="single" w:color="C9D2DB" w:sz="4"/>
+              <w:bottom w:val="single" w:color="C9D2DB" w:sz="4"/>
+              <w:right w:val="single" w:color="C9D2DB" w:sz="4"/>
+            </w:tcBorders>
+            <w:tcMar>
+              <w:top w:type="dxa" w:w="70"/>
+              <w:left w:type="dxa" w:w="110"/>
+              <w:bottom w:type="dxa" w:w="70"/>
+              <w:right w:type="dxa" w:w="110"/>
+            </w:tcMar>
+          </w:tcPr>
+          <w:p>
+            <w:pPr>
+              <w:spacing w:after="0" w:line="260"/>
+            </w:pPr>
+            <w:r>
+              <w:rPr>
+                <w:sz w:val="19"/>
+                <w:szCs w:val="19"/>
+              </w:rPr>
+              <w:t xml:space="preserve">22 / 22</w:t>
+            </w:r>
+          </w:p>
+        </w:tc>
+      </w:tr>
+      <w:tr>
+        <w:tc>
+          <w:tcPr>
+            <w:tcW w:type="dxa" w:w="2900"/>
+            <w:tcBorders>
+              <w:top w:val="single" w:color="C9D2DB" w:sz="4"/>
+              <w:left w:val="single" w:color="C9D2DB" w:sz="4"/>
+              <w:bottom w:val="single" w:color="C9D2DB" w:sz="4"/>
+              <w:right w:val="single" w:color="C9D2DB" w:sz="4"/>
+            </w:tcBorders>
+            <w:tcMar>
+              <w:top w:type="dxa" w:w="70"/>
+              <w:left w:type="dxa" w:w="110"/>
+              <w:bottom w:type="dxa" w:w="70"/>
+              <w:right w:type="dxa" w:w="110"/>
+            </w:tcMar>
+          </w:tcPr>
+          <w:p>
+            <w:pPr>
+              <w:spacing w:after="0" w:line="260"/>
+            </w:pPr>
+            <w:r>
+              <w:rPr>
+                <w:sz w:val="19"/>
+                <w:szCs w:val="19"/>
+              </w:rPr>
+              <w:t xml:space="preserve">2024 heatwave, worker stopped</w:t>
+            </w:r>
+          </w:p>
+        </w:tc>
+        <w:tc>
+          <w:tcPr>
+            <w:tcW w:type="dxa" w:w="1500"/>
+            <w:tcBorders>
+              <w:top w:val="single" w:color="C9D2DB" w:sz="4"/>
+              <w:left w:val="single" w:color="C9D2DB" w:sz="4"/>
+              <w:bottom w:val="single" w:color="C9D2DB" w:sz="4"/>
+              <w:right w:val="single" w:color="C9D2DB" w:sz="4"/>
+            </w:tcBorders>
+            <w:tcMar>
+              <w:top w:type="dxa" w:w="70"/>
+              <w:left w:type="dxa" w:w="110"/>
+              <w:bottom w:type="dxa" w:w="70"/>
+              <w:right w:type="dxa" w:w="110"/>
+            </w:tcMar>
+          </w:tcPr>
+          <w:p>
+            <w:pPr>
+              <w:spacing w:after="0" w:line="260"/>
+            </w:pPr>
+            <w:r>
+              <w:rPr>
+                <w:sz w:val="19"/>
+                <w:szCs w:val="19"/>
+              </w:rPr>
+              <w:t xml:space="preserve">cluster (3 workers)</w:t>
+            </w:r>
+          </w:p>
+        </w:tc>
+        <w:tc>
+          <w:tcPr>
+            <w:tcW w:type="dxa" w:w="1050"/>
+            <w:tcBorders>
+              <w:top w:val="single" w:color="C9D2DB" w:sz="4"/>
+              <w:left w:val="single" w:color="C9D2DB" w:sz="4"/>
+              <w:bottom w:val="single" w:color="C9D2DB" w:sz="4"/>
+              <w:right w:val="single" w:color="C9D2DB" w:sz="4"/>
+            </w:tcBorders>
+            <w:tcMar>
+              <w:top w:type="dxa" w:w="70"/>
+              <w:left w:type="dxa" w:w="110"/>
+              <w:bottom w:type="dxa" w:w="70"/>
+              <w:right w:type="dxa" w:w="110"/>
+            </w:tcMar>
+          </w:tcPr>
+          <w:p>
+            <w:pPr>
+              <w:spacing w:after="0" w:line="260"/>
+            </w:pPr>
+            <w:r>
+              <w:rPr>
+                <w:sz w:val="19"/>
+                <w:szCs w:val="19"/>
+              </w:rPr>
+              <w:t xml:space="preserve">8,784</w:t>
+            </w:r>
+          </w:p>
+        </w:tc>
+        <w:tc>
+          <w:tcPr>
+            <w:tcW w:type="dxa" w:w="850"/>
+            <w:tcBorders>
+              <w:top w:val="single" w:color="C9D2DB" w:sz="4"/>
+              <w:left w:val="single" w:color="C9D2DB" w:sz="4"/>
+              <w:bottom w:val="single" w:color="C9D2DB" w:sz="4"/>
+              <w:right w:val="single" w:color="C9D2DB" w:sz="4"/>
+            </w:tcBorders>
+            <w:tcMar>
+              <w:top w:type="dxa" w:w="70"/>
+              <w:left w:type="dxa" w:w="110"/>
+              <w:bottom w:type="dxa" w:w="70"/>
+              <w:right w:type="dxa" w:w="110"/>
+            </w:tcMar>
+          </w:tcPr>
+          <w:p>
+            <w:pPr>
+              <w:spacing w:after="0" w:line="260"/>
+            </w:pPr>
+            <w:r>
+              <w:rPr>
+                <w:sz w:val="19"/>
+                <w:szCs w:val="19"/>
+              </w:rPr>
+              <w:t xml:space="preserve">232</w:t>
+            </w:r>
+          </w:p>
+        </w:tc>
+        <w:tc>
+          <w:tcPr>
+            <w:tcW w:type="dxa" w:w="1600"/>
+            <w:tcBorders>
+              <w:top w:val="single" w:color="C9D2DB" w:sz="4"/>
+              <w:left w:val="single" w:color="C9D2DB" w:sz="4"/>
+              <w:bottom w:val="single" w:color="C9D2DB" w:sz="4"/>
+              <w:right w:val="single" w:color="C9D2DB" w:sz="4"/>
+            </w:tcBorders>
+            <w:tcMar>
+              <w:top w:type="dxa" w:w="70"/>
+              <w:left w:type="dxa" w:w="110"/>
+              <w:bottom w:type="dxa" w:w="70"/>
+              <w:right w:type="dxa" w:w="110"/>
+            </w:tcMar>
+          </w:tcPr>
+          <w:p>
+            <w:pPr>
+              <w:spacing w:after="0" w:line="260"/>
+            </w:pPr>
+            <w:r>
+              <w:rPr>
+                <w:sz w:val="19"/>
+                <w:szCs w:val="19"/>
+              </w:rPr>
+              <w:t xml:space="preserve">3.0 s / 15.6 s</w:t>
+            </w:r>
+          </w:p>
+        </w:tc>
+        <w:tc>
+          <w:tcPr>
+            <w:tcW w:type="dxa" w:w="1126"/>
+            <w:tcBorders>
+              <w:top w:val="single" w:color="C9D2DB" w:sz="4"/>
+              <w:left w:val="single" w:color="C9D2DB" w:sz="4"/>
+              <w:bottom w:val="single" w:color="C9D2DB" w:sz="4"/>
+              <w:right w:val="single" w:color="C9D2DB" w:sz="4"/>
+            </w:tcBorders>
+            <w:tcMar>
+              <w:top w:type="dxa" w:w="70"/>
+              <w:left w:type="dxa" w:w="110"/>
+              <w:bottom w:type="dxa" w:w="70"/>
+              <w:right w:type="dxa" w:w="110"/>
+            </w:tcMar>
+          </w:tcPr>
+          <w:p>
+            <w:pPr>
+              <w:spacing w:after="0" w:line="260"/>
+            </w:pPr>
+            <w:r>
+              <w:rPr>
+                <w:sz w:val="19"/>
+                <w:szCs w:val="19"/>
+              </w:rPr>
+              <w:t xml:space="preserve">101 / 101</w:t>
+            </w:r>
+          </w:p>
+        </w:tc>
+      </w:tr>
+      <w:tr>
+        <w:tc>
+          <w:tcPr>
+            <w:tcW w:type="dxa" w:w="2900"/>
+            <w:tcBorders>
+              <w:top w:val="single" w:color="C9D2DB" w:sz="4"/>
+              <w:left w:val="single" w:color="C9D2DB" w:sz="4"/>
+              <w:bottom w:val="single" w:color="C9D2DB" w:sz="4"/>
+              <w:right w:val="single" w:color="C9D2DB" w:sz="4"/>
+            </w:tcBorders>
+            <w:tcMar>
+              <w:top w:type="dxa" w:w="70"/>
+              <w:left w:type="dxa" w:w="110"/>
+              <w:bottom w:type="dxa" w:w="70"/>
+              <w:right w:type="dxa" w:w="110"/>
+            </w:tcMar>
+          </w:tcPr>
+          <w:p>
+            <w:pPr>
+              <w:spacing w:after="0" w:line="260"/>
+            </w:pPr>
+            <w:r>
+              <w:rPr>
+                <w:sz w:val="19"/>
+                <w:szCs w:val="19"/>
+              </w:rPr>
+              <w:t xml:space="preserve">Cyclone Amphan 2020</w:t>
+            </w:r>
+          </w:p>
+        </w:tc>
+        <w:tc>
+          <w:tcPr>
+            <w:tcW w:type="dxa" w:w="1500"/>
+            <w:tcBorders>
+              <w:top w:val="single" w:color="C9D2DB" w:sz="4"/>
+              <w:left w:val="single" w:color="C9D2DB" w:sz="4"/>
+              <w:bottom w:val="single" w:color="C9D2DB" w:sz="4"/>
+              <w:right w:val="single" w:color="C9D2DB" w:sz="4"/>
+            </w:tcBorders>
+            <w:tcMar>
+              <w:top w:type="dxa" w:w="70"/>
+              <w:left w:type="dxa" w:w="110"/>
+              <w:bottom w:type="dxa" w:w="70"/>
+              <w:right w:type="dxa" w:w="110"/>
+            </w:tcMar>
+          </w:tcPr>
+          <w:p>
+            <w:pPr>
+              <w:spacing w:after="0" w:line="260"/>
+            </w:pPr>
+            <w:r>
+              <w:rPr>
+                <w:sz w:val="19"/>
+                <w:szCs w:val="19"/>
+              </w:rPr>
+              <w:t xml:space="preserve">local[4]</w:t>
+            </w:r>
+          </w:p>
+        </w:tc>
+        <w:tc>
+          <w:tcPr>
+            <w:tcW w:type="dxa" w:w="1050"/>
+            <w:tcBorders>
+              <w:top w:val="single" w:color="C9D2DB" w:sz="4"/>
+              <w:left w:val="single" w:color="C9D2DB" w:sz="4"/>
+              <w:bottom w:val="single" w:color="C9D2DB" w:sz="4"/>
+              <w:right w:val="single" w:color="C9D2DB" w:sz="4"/>
+            </w:tcBorders>
+            <w:tcMar>
+              <w:top w:type="dxa" w:w="70"/>
+              <w:left w:type="dxa" w:w="110"/>
+              <w:bottom w:type="dxa" w:w="70"/>
+              <w:right w:type="dxa" w:w="110"/>
+            </w:tcMar>
+          </w:tcPr>
+          <w:p>
+            <w:pPr>
+              <w:spacing w:after="0" w:line="260"/>
+            </w:pPr>
+            <w:r>
+              <w:rPr>
+                <w:sz w:val="19"/>
+                <w:szCs w:val="19"/>
+              </w:rPr>
+              <w:t xml:space="preserve">3,168</w:t>
+            </w:r>
+          </w:p>
+        </w:tc>
+        <w:tc>
+          <w:tcPr>
+            <w:tcW w:type="dxa" w:w="850"/>
+            <w:tcBorders>
+              <w:top w:val="single" w:color="C9D2DB" w:sz="4"/>
+              <w:left w:val="single" w:color="C9D2DB" w:sz="4"/>
+              <w:bottom w:val="single" w:color="C9D2DB" w:sz="4"/>
+              <w:right w:val="single" w:color="C9D2DB" w:sz="4"/>
+            </w:tcBorders>
+            <w:tcMar>
+              <w:top w:type="dxa" w:w="70"/>
+              <w:left w:type="dxa" w:w="110"/>
+              <w:bottom w:type="dxa" w:w="70"/>
+              <w:right w:type="dxa" w:w="110"/>
+            </w:tcMar>
+          </w:tcPr>
+          <w:p>
+            <w:pPr>
+              <w:spacing w:after="0" w:line="260"/>
+            </w:pPr>
+            <w:r>
+              <w:rPr>
+                <w:sz w:val="19"/>
+                <w:szCs w:val="19"/>
+              </w:rPr>
+              <w:t xml:space="preserve">50</w:t>
+            </w:r>
+          </w:p>
+        </w:tc>
+        <w:tc>
+          <w:tcPr>
+            <w:tcW w:type="dxa" w:w="1600"/>
+            <w:tcBorders>
+              <w:top w:val="single" w:color="C9D2DB" w:sz="4"/>
+              <w:left w:val="single" w:color="C9D2DB" w:sz="4"/>
+              <w:bottom w:val="single" w:color="C9D2DB" w:sz="4"/>
+              <w:right w:val="single" w:color="C9D2DB" w:sz="4"/>
+            </w:tcBorders>
+            <w:tcMar>
+              <w:top w:type="dxa" w:w="70"/>
+              <w:left w:type="dxa" w:w="110"/>
+              <w:bottom w:type="dxa" w:w="70"/>
+              <w:right w:type="dxa" w:w="110"/>
+            </w:tcMar>
+          </w:tcPr>
+          <w:p>
+            <w:pPr>
+              <w:spacing w:after="0" w:line="260"/>
+            </w:pPr>
+            <w:r>
+              <w:rPr>
+                <w:sz w:val="19"/>
+                <w:szCs w:val="19"/>
+              </w:rPr>
+              <w:t xml:space="preserve">2.0 s / 2.2 s</w:t>
+            </w:r>
+          </w:p>
+        </w:tc>
+        <w:tc>
+          <w:tcPr>
+            <w:tcW w:type="dxa" w:w="1126"/>
+            <w:tcBorders>
+              <w:top w:val="single" w:color="C9D2DB" w:sz="4"/>
+              <w:left w:val="single" w:color="C9D2DB" w:sz="4"/>
+              <w:bottom w:val="single" w:color="C9D2DB" w:sz="4"/>
+              <w:right w:val="single" w:color="C9D2DB" w:sz="4"/>
+            </w:tcBorders>
+            <w:tcMar>
+              <w:top w:type="dxa" w:w="70"/>
+              <w:left w:type="dxa" w:w="110"/>
+              <w:bottom w:type="dxa" w:w="70"/>
+              <w:right w:type="dxa" w:w="110"/>
+            </w:tcMar>
+          </w:tcPr>
+          <w:p>
+            <w:pPr>
+              <w:spacing w:after="0" w:line="260"/>
+            </w:pPr>
+            <w:r>
+              <w:rPr>
+                <w:sz w:val="19"/>
+                <w:szCs w:val="19"/>
+              </w:rPr>
+              <w:t xml:space="preserve">22 / 22</w:t>
+            </w:r>
+          </w:p>
+        </w:tc>
+      </w:tr>
+      <w:tr>
+        <w:tc>
+          <w:tcPr>
+            <w:tcW w:type="dxa" w:w="2900"/>
+            <w:tcBorders>
+              <w:top w:val="single" w:color="C9D2DB" w:sz="4"/>
+              <w:left w:val="single" w:color="C9D2DB" w:sz="4"/>
+              <w:bottom w:val="single" w:color="C9D2DB" w:sz="4"/>
+              <w:right w:val="single" w:color="C9D2DB" w:sz="4"/>
+            </w:tcBorders>
+            <w:tcMar>
+              <w:top w:type="dxa" w:w="70"/>
+              <w:left w:type="dxa" w:w="110"/>
+              <w:bottom w:type="dxa" w:w="70"/>
+              <w:right w:type="dxa" w:w="110"/>
+            </w:tcMar>
+          </w:tcPr>
+          <w:p>
+            <w:pPr>
+              <w:spacing w:after="0" w:line="260"/>
+            </w:pPr>
+            <w:r>
+              <w:rPr>
+                <w:sz w:val="19"/>
+                <w:szCs w:val="19"/>
+              </w:rPr>
+              <w:t xml:space="preserve">2024 heatwave</w:t>
+            </w:r>
+          </w:p>
+        </w:tc>
+        <w:tc>
+          <w:tcPr>
+            <w:tcW w:type="dxa" w:w="1500"/>
+            <w:tcBorders>
+              <w:top w:val="single" w:color="C9D2DB" w:sz="4"/>
+              <w:left w:val="single" w:color="C9D2DB" w:sz="4"/>
+              <w:bottom w:val="single" w:color="C9D2DB" w:sz="4"/>
+              <w:right w:val="single" w:color="C9D2DB" w:sz="4"/>
+            </w:tcBorders>
+            <w:tcMar>
+              <w:top w:type="dxa" w:w="70"/>
+              <w:left w:type="dxa" w:w="110"/>
+              <w:bottom w:type="dxa" w:w="70"/>
+              <w:right w:type="dxa" w:w="110"/>
+            </w:tcMar>
+          </w:tcPr>
+          <w:p>
+            <w:pPr>
+              <w:spacing w:after="0" w:line="260"/>
+            </w:pPr>
+            <w:r>
+              <w:rPr>
+                <w:sz w:val="19"/>
+                <w:szCs w:val="19"/>
+              </w:rPr>
+              <w:t xml:space="preserve">local[4]</w:t>
+            </w:r>
+          </w:p>
+        </w:tc>
+        <w:tc>
+          <w:tcPr>
+            <w:tcW w:type="dxa" w:w="1050"/>
+            <w:tcBorders>
+              <w:top w:val="single" w:color="C9D2DB" w:sz="4"/>
+              <w:left w:val="single" w:color="C9D2DB" w:sz="4"/>
+              <w:bottom w:val="single" w:color="C9D2DB" w:sz="4"/>
+              <w:right w:val="single" w:color="C9D2DB" w:sz="4"/>
+            </w:tcBorders>
+            <w:tcMar>
+              <w:top w:type="dxa" w:w="70"/>
+              <w:left w:type="dxa" w:w="110"/>
+              <w:bottom w:type="dxa" w:w="70"/>
+              <w:right w:type="dxa" w:w="110"/>
+            </w:tcMar>
+          </w:tcPr>
+          <w:p>
+            <w:pPr>
+              <w:spacing w:after="0" w:line="260"/>
+            </w:pPr>
+            <w:r>
+              <w:rPr>
+                <w:sz w:val="19"/>
+                <w:szCs w:val="19"/>
+              </w:rPr>
+              <w:t xml:space="preserve">8,784</w:t>
+            </w:r>
+          </w:p>
+        </w:tc>
+        <w:tc>
+          <w:tcPr>
+            <w:tcW w:type="dxa" w:w="850"/>
+            <w:tcBorders>
+              <w:top w:val="single" w:color="C9D2DB" w:sz="4"/>
+              <w:left w:val="single" w:color="C9D2DB" w:sz="4"/>
+              <w:bottom w:val="single" w:color="C9D2DB" w:sz="4"/>
+              <w:right w:val="single" w:color="C9D2DB" w:sz="4"/>
+            </w:tcBorders>
+            <w:tcMar>
+              <w:top w:type="dxa" w:w="70"/>
+              <w:left w:type="dxa" w:w="110"/>
+              <w:bottom w:type="dxa" w:w="70"/>
+              <w:right w:type="dxa" w:w="110"/>
+            </w:tcMar>
+          </w:tcPr>
+          <w:p>
+            <w:pPr>
+              <w:spacing w:after="0" w:line="260"/>
+            </w:pPr>
+            <w:r>
+              <w:rPr>
+                <w:sz w:val="19"/>
+                <w:szCs w:val="19"/>
+              </w:rPr>
+              <w:t xml:space="preserve">232</w:t>
+            </w:r>
+          </w:p>
+        </w:tc>
+        <w:tc>
+          <w:tcPr>
+            <w:tcW w:type="dxa" w:w="1600"/>
+            <w:tcBorders>
+              <w:top w:val="single" w:color="C9D2DB" w:sz="4"/>
+              <w:left w:val="single" w:color="C9D2DB" w:sz="4"/>
+              <w:bottom w:val="single" w:color="C9D2DB" w:sz="4"/>
+              <w:right w:val="single" w:color="C9D2DB" w:sz="4"/>
+            </w:tcBorders>
+            <w:tcMar>
+              <w:top w:type="dxa" w:w="70"/>
+              <w:left w:type="dxa" w:w="110"/>
+              <w:bottom w:type="dxa" w:w="70"/>
+              <w:right w:type="dxa" w:w="110"/>
+            </w:tcMar>
+          </w:tcPr>
+          <w:p>
+            <w:pPr>
+              <w:spacing w:after="0" w:line="260"/>
+            </w:pPr>
+            <w:r>
+              <w:rPr>
+                <w:sz w:val="19"/>
+                <w:szCs w:val="19"/>
+              </w:rPr>
+              <w:t xml:space="preserve">2.3 s / 2.5 s</w:t>
+            </w:r>
+          </w:p>
+        </w:tc>
+        <w:tc>
+          <w:tcPr>
+            <w:tcW w:type="dxa" w:w="1126"/>
+            <w:tcBorders>
+              <w:top w:val="single" w:color="C9D2DB" w:sz="4"/>
+              <w:left w:val="single" w:color="C9D2DB" w:sz="4"/>
+              <w:bottom w:val="single" w:color="C9D2DB" w:sz="4"/>
+              <w:right w:val="single" w:color="C9D2DB" w:sz="4"/>
+            </w:tcBorders>
+            <w:tcMar>
+              <w:top w:type="dxa" w:w="70"/>
+              <w:left w:type="dxa" w:w="110"/>
+              <w:bottom w:type="dxa" w:w="70"/>
+              <w:right w:type="dxa" w:w="110"/>
+            </w:tcMar>
+          </w:tcPr>
+          <w:p>
+            <w:pPr>
+              <w:spacing w:after="0" w:line="260"/>
+            </w:pPr>
+            <w:r>
+              <w:rPr>
+                <w:sz w:val="19"/>
+                <w:szCs w:val="19"/>
+              </w:rPr>
+              <w:t xml:space="preserve">101 / 101</w:t>
+            </w:r>
+          </w:p>
+        </w:tc>
+      </w:tr>
+      <w:tr>
+        <w:tc>
+          <w:tcPr>
+            <w:tcW w:type="dxa" w:w="2900"/>
+            <w:tcBorders>
+              <w:top w:val="single" w:color="C9D2DB" w:sz="4"/>
+              <w:left w:val="single" w:color="C9D2DB" w:sz="4"/>
+              <w:bottom w:val="single" w:color="C9D2DB" w:sz="4"/>
+              <w:right w:val="single" w:color="C9D2DB" w:sz="4"/>
+            </w:tcBorders>
+            <w:tcMar>
+              <w:top w:type="dxa" w:w="70"/>
+              <w:left w:type="dxa" w:w="110"/>
+              <w:bottom w:type="dxa" w:w="70"/>
+              <w:right w:type="dxa" w:w="110"/>
+            </w:tcMar>
+          </w:tcPr>
+          <w:p>
+            <w:pPr>
+              <w:spacing w:after="0" w:line="260"/>
+            </w:pPr>
+            <w:r>
+              <w:rPr>
+                <w:sz w:val="19"/>
+                <w:szCs w:val="19"/>
+              </w:rPr>
+              <w:t xml:space="preserve">2024 heatwave, detector killed + resumed</w:t>
+            </w:r>
+          </w:p>
+        </w:tc>
+        <w:tc>
+          <w:tcPr>
+            <w:tcW w:type="dxa" w:w="1500"/>
+            <w:tcBorders>
+              <w:top w:val="single" w:color="C9D2DB" w:sz="4"/>
+              <w:left w:val="single" w:color="C9D2DB" w:sz="4"/>
+              <w:bottom w:val="single" w:color="C9D2DB" w:sz="4"/>
+              <w:right w:val="single" w:color="C9D2DB" w:sz="4"/>
+            </w:tcBorders>
+            <w:tcMar>
+              <w:top w:type="dxa" w:w="70"/>
+              <w:left w:type="dxa" w:w="110"/>
+              <w:bottom w:type="dxa" w:w="70"/>
+              <w:right w:type="dxa" w:w="110"/>
+            </w:tcMar>
+          </w:tcPr>
+          <w:p>
+            <w:pPr>
+              <w:spacing w:after="0" w:line="260"/>
+            </w:pPr>
+            <w:r>
+              <w:rPr>
+                <w:sz w:val="19"/>
+                <w:szCs w:val="19"/>
+              </w:rPr>
+              <w:t xml:space="preserve">local[4]</w:t>
+            </w:r>
+          </w:p>
+        </w:tc>
+        <w:tc>
+          <w:tcPr>
+            <w:tcW w:type="dxa" w:w="1050"/>
+            <w:tcBorders>
+              <w:top w:val="single" w:color="C9D2DB" w:sz="4"/>
+              <w:left w:val="single" w:color="C9D2DB" w:sz="4"/>
+              <w:bottom w:val="single" w:color="C9D2DB" w:sz="4"/>
+              <w:right w:val="single" w:color="C9D2DB" w:sz="4"/>
+            </w:tcBorders>
+            <w:tcMar>
+              <w:top w:type="dxa" w:w="70"/>
+              <w:left w:type="dxa" w:w="110"/>
+              <w:bottom w:type="dxa" w:w="70"/>
+              <w:right w:type="dxa" w:w="110"/>
+            </w:tcMar>
+          </w:tcPr>
+          <w:p>
+            <w:pPr>
+              <w:spacing w:after="0" w:line="260"/>
+            </w:pPr>
+            <w:r>
+              <w:rPr>
+                <w:sz w:val="19"/>
+                <w:szCs w:val="19"/>
+              </w:rPr>
+              <w:t xml:space="preserve">8,784</w:t>
+            </w:r>
+          </w:p>
+        </w:tc>
+        <w:tc>
+          <w:tcPr>
+            <w:tcW w:type="dxa" w:w="850"/>
+            <w:tcBorders>
+              <w:top w:val="single" w:color="C9D2DB" w:sz="4"/>
+              <w:left w:val="single" w:color="C9D2DB" w:sz="4"/>
+              <w:bottom w:val="single" w:color="C9D2DB" w:sz="4"/>
+              <w:right w:val="single" w:color="C9D2DB" w:sz="4"/>
+            </w:tcBorders>
+            <w:tcMar>
+              <w:top w:type="dxa" w:w="70"/>
+              <w:left w:type="dxa" w:w="110"/>
+              <w:bottom w:type="dxa" w:w="70"/>
+              <w:right w:type="dxa" w:w="110"/>
+            </w:tcMar>
+          </w:tcPr>
+          <w:p>
+            <w:pPr>
+              <w:spacing w:after="0" w:line="260"/>
+            </w:pPr>
+            <w:r>
+              <w:rPr>
+                <w:sz w:val="19"/>
+                <w:szCs w:val="19"/>
+              </w:rPr>
+              <w:t xml:space="preserve">232</w:t>
+            </w:r>
+          </w:p>
+        </w:tc>
+        <w:tc>
+          <w:tcPr>
+            <w:tcW w:type="dxa" w:w="1600"/>
+            <w:tcBorders>
+              <w:top w:val="single" w:color="C9D2DB" w:sz="4"/>
+              <w:left w:val="single" w:color="C9D2DB" w:sz="4"/>
+              <w:bottom w:val="single" w:color="C9D2DB" w:sz="4"/>
+              <w:right w:val="single" w:color="C9D2DB" w:sz="4"/>
+            </w:tcBorders>
+            <w:tcMar>
+              <w:top w:type="dxa" w:w="70"/>
+              <w:left w:type="dxa" w:w="110"/>
+              <w:bottom w:type="dxa" w:w="70"/>
+              <w:right w:type="dxa" w:w="110"/>
+            </w:tcMar>
+          </w:tcPr>
+          <w:p>
+            <w:pPr>
+              <w:spacing w:after="0" w:line="260"/>
+            </w:pPr>
+            <w:r>
+              <w:rPr>
+                <w:sz w:val="19"/>
+                <w:szCs w:val="19"/>
+              </w:rPr>
+              <w:t xml:space="preserve">2.2 s / 10.2 s</w:t>
+            </w:r>
+          </w:p>
+        </w:tc>
+        <w:tc>
+          <w:tcPr>
+            <w:tcW w:type="dxa" w:w="1126"/>
+            <w:tcBorders>
+              <w:top w:val="single" w:color="C9D2DB" w:sz="4"/>
+              <w:left w:val="single" w:color="C9D2DB" w:sz="4"/>
+              <w:bottom w:val="single" w:color="C9D2DB" w:sz="4"/>
+              <w:right w:val="single" w:color="C9D2DB" w:sz="4"/>
+            </w:tcBorders>
+            <w:tcMar>
+              <w:top w:type="dxa" w:w="70"/>
+              <w:left w:type="dxa" w:w="110"/>
+              <w:bottom w:type="dxa" w:w="70"/>
+              <w:right w:type="dxa" w:w="110"/>
+            </w:tcMar>
+          </w:tcPr>
+          <w:p>
+            <w:pPr>
+              <w:spacing w:after="0" w:line="260"/>
+            </w:pPr>
+            <w:r>
+              <w:rPr>
+                <w:sz w:val="19"/>
+                <w:szCs w:val="19"/>
+              </w:rPr>
+              <w:t xml:space="preserve">101 / 101</w:t>
+            </w:r>
+          </w:p>
+        </w:tc>
+      </w:tr>
+      <w:tr>
+        <w:tc>
+          <w:tcPr>
+            <w:tcW w:type="dxa" w:w="2900"/>
+            <w:tcBorders>
+              <w:top w:val="single" w:color="C9D2DB" w:sz="4"/>
+              <w:left w:val="single" w:color="C9D2DB" w:sz="4"/>
+              <w:bottom w:val="single" w:color="C9D2DB" w:sz="4"/>
+              <w:right w:val="single" w:color="C9D2DB" w:sz="4"/>
+            </w:tcBorders>
+            <w:tcMar>
+              <w:top w:type="dxa" w:w="70"/>
+              <w:left w:type="dxa" w:w="110"/>
+              <w:bottom w:type="dxa" w:w="70"/>
+              <w:right w:type="dxa" w:w="110"/>
+            </w:tcMar>
+          </w:tcPr>
+          <w:p>
+            <w:pPr>
+              <w:spacing w:after="0" w:line="260"/>
+            </w:pPr>
+            <w:r>
+              <w:rPr>
+                <w:sz w:val="19"/>
+                <w:szCs w:val="19"/>
+              </w:rPr>
+              <w:t xml:space="preserve">Cyclone Michaung 2023</w:t>
+            </w:r>
+          </w:p>
+        </w:tc>
+        <w:tc>
+          <w:tcPr>
+            <w:tcW w:type="dxa" w:w="1500"/>
+            <w:tcBorders>
+              <w:top w:val="single" w:color="C9D2DB" w:sz="4"/>
+              <w:left w:val="single" w:color="C9D2DB" w:sz="4"/>
+              <w:bottom w:val="single" w:color="C9D2DB" w:sz="4"/>
+              <w:right w:val="single" w:color="C9D2DB" w:sz="4"/>
+            </w:tcBorders>
+            <w:tcMar>
+              <w:top w:type="dxa" w:w="70"/>
+              <w:left w:type="dxa" w:w="110"/>
+              <w:bottom w:type="dxa" w:w="70"/>
+              <w:right w:type="dxa" w:w="110"/>
+            </w:tcMar>
+          </w:tcPr>
+          <w:p>
+            <w:pPr>
+              <w:spacing w:after="0" w:line="260"/>
+            </w:pPr>
+            <w:r>
+              <w:rPr>
+                <w:sz w:val="19"/>
+                <w:szCs w:val="19"/>
+              </w:rPr>
+              <w:t xml:space="preserve">local[4]</w:t>
+            </w:r>
+          </w:p>
+        </w:tc>
+        <w:tc>
+          <w:tcPr>
+            <w:tcW w:type="dxa" w:w="1050"/>
+            <w:tcBorders>
+              <w:top w:val="single" w:color="C9D2DB" w:sz="4"/>
+              <w:left w:val="single" w:color="C9D2DB" w:sz="4"/>
+              <w:bottom w:val="single" w:color="C9D2DB" w:sz="4"/>
+              <w:right w:val="single" w:color="C9D2DB" w:sz="4"/>
+            </w:tcBorders>
+            <w:tcMar>
+              <w:top w:type="dxa" w:w="70"/>
+              <w:left w:type="dxa" w:w="110"/>
+              <w:bottom w:type="dxa" w:w="70"/>
+              <w:right w:type="dxa" w:w="110"/>
+            </w:tcMar>
+          </w:tcPr>
+          <w:p>
+            <w:pPr>
+              <w:spacing w:after="0" w:line="260"/>
+            </w:pPr>
+            <w:r>
+              <w:rPr>
+                <w:sz w:val="19"/>
+                <w:szCs w:val="19"/>
+              </w:rPr>
+              <w:t xml:space="preserve">2,304</w:t>
+            </w:r>
+          </w:p>
+        </w:tc>
+        <w:tc>
+          <w:tcPr>
+            <w:tcW w:type="dxa" w:w="850"/>
+            <w:tcBorders>
+              <w:top w:val="single" w:color="C9D2DB" w:sz="4"/>
+              <w:left w:val="single" w:color="C9D2DB" w:sz="4"/>
+              <w:bottom w:val="single" w:color="C9D2DB" w:sz="4"/>
+              <w:right w:val="single" w:color="C9D2DB" w:sz="4"/>
+            </w:tcBorders>
+            <w:tcMar>
+              <w:top w:type="dxa" w:w="70"/>
+              <w:left w:type="dxa" w:w="110"/>
+              <w:bottom w:type="dxa" w:w="70"/>
+              <w:right w:type="dxa" w:w="110"/>
+            </w:tcMar>
+          </w:tcPr>
+          <w:p>
+            <w:pPr>
+              <w:spacing w:after="0" w:line="260"/>
+            </w:pPr>
+            <w:r>
+              <w:rPr>
+                <w:sz w:val="19"/>
+                <w:szCs w:val="19"/>
+              </w:rPr>
+              <w:t xml:space="preserve">30</w:t>
+            </w:r>
+          </w:p>
+        </w:tc>
+        <w:tc>
+          <w:tcPr>
+            <w:tcW w:type="dxa" w:w="1600"/>
+            <w:tcBorders>
+              <w:top w:val="single" w:color="C9D2DB" w:sz="4"/>
+              <w:left w:val="single" w:color="C9D2DB" w:sz="4"/>
+              <w:bottom w:val="single" w:color="C9D2DB" w:sz="4"/>
+              <w:right w:val="single" w:color="C9D2DB" w:sz="4"/>
+            </w:tcBorders>
+            <w:tcMar>
+              <w:top w:type="dxa" w:w="70"/>
+              <w:left w:type="dxa" w:w="110"/>
+              <w:bottom w:type="dxa" w:w="70"/>
+              <w:right w:type="dxa" w:w="110"/>
+            </w:tcMar>
+          </w:tcPr>
+          <w:p>
+            <w:pPr>
+              <w:spacing w:after="0" w:line="260"/>
+            </w:pPr>
+            <w:r>
+              <w:rPr>
+                <w:sz w:val="19"/>
+                <w:szCs w:val="19"/>
+              </w:rPr>
+              <w:t xml:space="preserve">2.2 s / 3.7 s</w:t>
+            </w:r>
+          </w:p>
+        </w:tc>
+        <w:tc>
+          <w:tcPr>
+            <w:tcW w:type="dxa" w:w="1126"/>
+            <w:tcBorders>
+              <w:top w:val="single" w:color="C9D2DB" w:sz="4"/>
+              <w:left w:val="single" w:color="C9D2DB" w:sz="4"/>
+              <w:bottom w:val="single" w:color="C9D2DB" w:sz="4"/>
+              <w:right w:val="single" w:color="C9D2DB" w:sz="4"/>
+            </w:tcBorders>
+            <w:tcMar>
+              <w:top w:type="dxa" w:w="70"/>
+              <w:left w:type="dxa" w:w="110"/>
+              <w:bottom w:type="dxa" w:w="70"/>
+              <w:right w:type="dxa" w:w="110"/>
+            </w:tcMar>
+          </w:tcPr>
+          <w:p>
+            <w:pPr>
+              <w:spacing w:after="0" w:line="260"/>
+            </w:pPr>
+            <w:r>
+              <w:rPr>
+                <w:sz w:val="19"/>
+                <w:szCs w:val="19"/>
+              </w:rPr>
+              <w:t xml:space="preserve">15 / 15</w:t>
+            </w:r>
+          </w:p>
+        </w:tc>
+      </w:tr>
+      <w:tr>
+        <w:tc>
+          <w:tcPr>
+            <w:tcW w:type="dxa" w:w="2900"/>
+            <w:tcBorders>
+              <w:top w:val="single" w:color="C9D2DB" w:sz="4"/>
+              <w:left w:val="single" w:color="C9D2DB" w:sz="4"/>
+              <w:bottom w:val="single" w:color="C9D2DB" w:sz="4"/>
+              <w:right w:val="single" w:color="C9D2DB" w:sz="4"/>
+            </w:tcBorders>
+            <w:tcMar>
+              <w:top w:type="dxa" w:w="70"/>
+              <w:left w:type="dxa" w:w="110"/>
+              <w:bottom w:type="dxa" w:w="70"/>
+              <w:right w:type="dxa" w:w="110"/>
+            </w:tcMar>
+          </w:tcPr>
+          <w:p>
+            <w:pPr>
+              <w:spacing w:after="0" w:line="260"/>
+            </w:pPr>
+            <w:r>
+              <w:rPr>
+                <w:sz w:val="19"/>
+                <w:szCs w:val="19"/>
+              </w:rPr>
+              <w:t xml:space="preserve">Synthetic, 50 stations</w:t>
+            </w:r>
+          </w:p>
+        </w:tc>
+        <w:tc>
+          <w:tcPr>
+            <w:tcW w:type="dxa" w:w="1500"/>
+            <w:tcBorders>
+              <w:top w:val="single" w:color="C9D2DB" w:sz="4"/>
+              <w:left w:val="single" w:color="C9D2DB" w:sz="4"/>
+              <w:bottom w:val="single" w:color="C9D2DB" w:sz="4"/>
+              <w:right w:val="single" w:color="C9D2DB" w:sz="4"/>
+            </w:tcBorders>
+            <w:tcMar>
+              <w:top w:type="dxa" w:w="70"/>
+              <w:left w:type="dxa" w:w="110"/>
+              <w:bottom w:type="dxa" w:w="70"/>
+              <w:right w:type="dxa" w:w="110"/>
+            </w:tcMar>
+          </w:tcPr>
+          <w:p>
+            <w:pPr>
+              <w:spacing w:after="0" w:line="260"/>
+            </w:pPr>
+            <w:r>
+              <w:rPr>
+                <w:sz w:val="19"/>
+                <w:szCs w:val="19"/>
+              </w:rPr>
+              <w:t xml:space="preserve">local[4]</w:t>
+            </w:r>
+          </w:p>
+        </w:tc>
+        <w:tc>
+          <w:tcPr>
+            <w:tcW w:type="dxa" w:w="1050"/>
+            <w:tcBorders>
+              <w:top w:val="single" w:color="C9D2DB" w:sz="4"/>
+              <w:left w:val="single" w:color="C9D2DB" w:sz="4"/>
+              <w:bottom w:val="single" w:color="C9D2DB" w:sz="4"/>
+              <w:right w:val="single" w:color="C9D2DB" w:sz="4"/>
+            </w:tcBorders>
+            <w:tcMar>
+              <w:top w:type="dxa" w:w="70"/>
+              <w:left w:type="dxa" w:w="110"/>
+              <w:bottom w:type="dxa" w:w="70"/>
+              <w:right w:type="dxa" w:w="110"/>
+            </w:tcMar>
+          </w:tcPr>
+          <w:p>
+            <w:pPr>
+              <w:spacing w:after="0" w:line="260"/>
+            </w:pPr>
+            <w:r>
+              <w:rPr>
+                <w:sz w:val="19"/>
+                <w:szCs w:val="19"/>
+              </w:rPr>
+              <w:t xml:space="preserve">146,407</w:t>
+            </w:r>
+          </w:p>
+        </w:tc>
+        <w:tc>
+          <w:tcPr>
+            <w:tcW w:type="dxa" w:w="850"/>
+            <w:tcBorders>
+              <w:top w:val="single" w:color="C9D2DB" w:sz="4"/>
+              <w:left w:val="single" w:color="C9D2DB" w:sz="4"/>
+              <w:bottom w:val="single" w:color="C9D2DB" w:sz="4"/>
+              <w:right w:val="single" w:color="C9D2DB" w:sz="4"/>
+            </w:tcBorders>
+            <w:tcMar>
+              <w:top w:type="dxa" w:w="70"/>
+              <w:left w:type="dxa" w:w="110"/>
+              <w:bottom w:type="dxa" w:w="70"/>
+              <w:right w:type="dxa" w:w="110"/>
+            </w:tcMar>
+          </w:tcPr>
+          <w:p>
+            <w:pPr>
+              <w:spacing w:after="0" w:line="260"/>
+            </w:pPr>
+            <w:r>
+              <w:rPr>
+                <w:sz w:val="19"/>
+                <w:szCs w:val="19"/>
+              </w:rPr>
+              <w:t xml:space="preserve">1,893</w:t>
+            </w:r>
+          </w:p>
+        </w:tc>
+        <w:tc>
+          <w:tcPr>
+            <w:tcW w:type="dxa" w:w="1600"/>
+            <w:tcBorders>
+              <w:top w:val="single" w:color="C9D2DB" w:sz="4"/>
+              <w:left w:val="single" w:color="C9D2DB" w:sz="4"/>
+              <w:bottom w:val="single" w:color="C9D2DB" w:sz="4"/>
+              <w:right w:val="single" w:color="C9D2DB" w:sz="4"/>
+            </w:tcBorders>
+            <w:tcMar>
+              <w:top w:type="dxa" w:w="70"/>
+              <w:left w:type="dxa" w:w="110"/>
+              <w:bottom w:type="dxa" w:w="70"/>
+              <w:right w:type="dxa" w:w="110"/>
+            </w:tcMar>
+          </w:tcPr>
+          <w:p>
+            <w:pPr>
+              <w:spacing w:after="0" w:line="260"/>
+            </w:pPr>
+            <w:r>
+              <w:rPr>
+                <w:sz w:val="19"/>
+                <w:szCs w:val="19"/>
+              </w:rPr>
+              <w:t xml:space="preserve">n/a (max speed)</w:t>
+            </w:r>
+          </w:p>
+        </w:tc>
+        <w:tc>
+          <w:tcPr>
+            <w:tcW w:type="dxa" w:w="1126"/>
+            <w:tcBorders>
+              <w:top w:val="single" w:color="C9D2DB" w:sz="4"/>
+              <w:left w:val="single" w:color="C9D2DB" w:sz="4"/>
+              <w:bottom w:val="single" w:color="C9D2DB" w:sz="4"/>
+              <w:right w:val="single" w:color="C9D2DB" w:sz="4"/>
+            </w:tcBorders>
+            <w:tcMar>
+              <w:top w:type="dxa" w:w="70"/>
+              <w:left w:type="dxa" w:w="110"/>
+              <w:bottom w:type="dxa" w:w="70"/>
+              <w:right w:type="dxa" w:w="110"/>
+            </w:tcMar>
+          </w:tcPr>
+          <w:p>
+            <w:pPr>
+              <w:spacing w:after="0" w:line="260"/>
+            </w:pPr>
+            <w:r>
+              <w:rPr>
+                <w:sz w:val="19"/>
+                <w:szCs w:val="19"/>
+              </w:rPr>
+              <w:t xml:space="preserve">865 / 865</w:t>
+            </w:r>
+          </w:p>
+        </w:tc>
+      </w:tr>
+    </w:tbl>
+    <w:p>
+      <w:pPr>
+        <w:spacing w:after="120"/>
+      </w:pPr>
     </w:p>
     <w:p>
       <w:pPr>
@@ -13652,7 +15860,14 @@
         <w:spacing w:after="80" w:line="290"/>
       </w:pPr>
       <w:r>
-        <w:t xml:space="preserve">Global records on the synthetic data: hottest 52.6 °C (PHL), coldest -29.2 °C (MOW), wettest day 891.8 mm (CHE), strongest gust 218.3 km/h (MAA).</w:t>
+        <w:rPr>
+          <w:b/>
+          <w:bCs/>
+        </w:rPr>
+        <w:t xml:space="preserve">Latency:</w:t>
+      </w:r>
+      <w:r>
+        <w:t xml:space="preserve"> a day's alerts appear about 2.3 s after its last hourly reading arrives. This is the watermark (the next file must arrive), the 1 s trigger interval and about 0.3 s of processing.</w:t>
       </w:r>
     </w:p>
     <w:p>
@@ -13665,7 +15880,14 @@
         <w:spacing w:after="80" w:line="290"/>
       </w:pPr>
       <w:r>
-        <w:t xml:space="preserve">60,200 extreme events detected: 2,490 iqr, 13,181 percentile, 2,180 spell, 37,695 threshold, 4,654 zscore.</w:t>
+        <w:rPr>
+          <w:b/>
+          <w:bCs/>
+        </w:rPr>
+        <w:t xml:space="preserve">Throughput:</w:t>
+      </w:r>
+      <w:r>
+        <w:t xml:space="preserve"> replayed as fast as possible, the 50-station synthetic network streams at about 14,018 hourly rows per second on four local cores.</w:t>
       </w:r>
     </w:p>
     <w:p>
@@ -13678,7 +15900,317 @@
         <w:spacing w:after="80" w:line="290"/>
       </w:pPr>
       <w:r>
-        <w:t xml:space="preserve">Best processing time 2.92 s (mpi/station, p = 10) versus 10.98 s sequential: 3.76× faster, with identical results from every engine.</w:t>
+        <w:rPr>
+          <w:b/>
+          <w:bCs/>
+        </w:rPr>
+        <w:t xml:space="preserve">Real events caught live:</w:t>
+      </w:r>
+      <w:r>
+        <w:t xml:space="preserve"> the 2024 heatwave (Delhi severe heatwave from 25 May, Phalodi 47.3 °C), Cyclone Amphan (Kolkata heavy rain and gale on 20 May 2020) and Cyclone Michaung (Chennai 254.9 mm, extremely heavy, on 4 Dec 2023).</w:t>
+      </w:r>
+    </w:p>
+    <w:p>
+      <w:pPr>
+        <w:spacing w:before="120" w:after="60"/>
+        <w:jc w:val="center"/>
+      </w:pPr>
+      <w:r>
+        <w:drawing>
+          <wp:inline distT="0" distB="0" distL="0" distR="0">
+            <wp:extent cx="5667375" cy="3867150"/>
+            <wp:effectExtent t="0" r="0" b="0" l="0"/>
+            <wp:docPr id="1" name="stream_dashboard.png" descr="Figure 5. The dashboard's Live stream tab during the 2024 heatwave replay (Delhi)." title="Figure 5. The dashboard's Live stream tab during the 2024 heatwave replay (Delhi)."/>
+            <wp:cNvGraphicFramePr>
+              <a:graphicFrameLocks xmlns:a="http://schemas.openxmlformats.org/drawingml/2006/main" noChangeAspect="1"/>
+            </wp:cNvGraphicFramePr>
+            <a:graphic xmlns:a="http://schemas.openxmlformats.org/drawingml/2006/main">
+              <a:graphicData uri="http://schemas.openxmlformats.org/drawingml/2006/picture">
+                <pic:pic xmlns:pic="http://schemas.openxmlformats.org/drawingml/2006/picture">
+                  <pic:nvPicPr>
+                    <pic:cNvPr id="0" name="" descr=""/>
+                    <pic:cNvPicPr>
+                      <a:picLocks noChangeAspect="1" noChangeArrowheads="1"/>
+                    </pic:cNvPicPr>
+                  </pic:nvPicPr>
+                  <pic:blipFill>
+                    <a:blip r:embed="rId12" cstate="none"/>
+                    <a:srcRect/>
+                    <a:stretch>
+                      <a:fillRect/>
+                    </a:stretch>
+                  </pic:blipFill>
+                  <pic:spPr bwMode="auto">
+                    <a:xfrm>
+                      <a:off x="0" y="0"/>
+                      <a:ext cx="5667375" cy="3867150"/>
+                    </a:xfrm>
+                    <a:prstGeom prst="rect">
+                      <a:avLst/>
+                    </a:prstGeom>
+                  </pic:spPr>
+                </pic:pic>
+              </a:graphicData>
+            </a:graphic>
+          </wp:inline>
+        </w:drawing>
+      </w:r>
+    </w:p>
+    <w:p>
+      <w:pPr>
+        <w:spacing w:after="220"/>
+        <w:jc w:val="center"/>
+      </w:pPr>
+      <w:r>
+        <w:rPr>
+          <w:i/>
+          <w:iCs/>
+          <w:color w:val="4A5866"/>
+          <w:sz w:val="18"/>
+          <w:szCs w:val="18"/>
+        </w:rPr>
+        <w:t xml:space="preserve">Figure 5. The dashboard's Live stream tab during the 2024 heatwave replay (Delhi).</w:t>
+      </w:r>
+    </w:p>
+    <w:p>
+      <w:pPr>
+        <w:spacing w:before="120" w:after="60"/>
+        <w:jc w:val="center"/>
+      </w:pPr>
+      <w:r>
+        <w:drawing>
+          <wp:inline distT="0" distB="0" distL="0" distR="0">
+            <wp:extent cx="5667375" cy="2809875"/>
+            <wp:effectExtent t="0" r="0" b="0" l="0"/>
+            <wp:docPr id="1" name="stream_alert_timeline.png" descr="Figure 6. NEW alerts from fixed-threshold rules per station as the May–June 2024 replay advanced." title="Figure 6. NEW alerts from fixed-threshold rules per station as the May–June 2024 replay advanced."/>
+            <wp:cNvGraphicFramePr>
+              <a:graphicFrameLocks xmlns:a="http://schemas.openxmlformats.org/drawingml/2006/main" noChangeAspect="1"/>
+            </wp:cNvGraphicFramePr>
+            <a:graphic xmlns:a="http://schemas.openxmlformats.org/drawingml/2006/main">
+              <a:graphicData uri="http://schemas.openxmlformats.org/drawingml/2006/picture">
+                <pic:pic xmlns:pic="http://schemas.openxmlformats.org/drawingml/2006/picture">
+                  <pic:nvPicPr>
+                    <pic:cNvPr id="0" name="" descr=""/>
+                    <pic:cNvPicPr>
+                      <a:picLocks noChangeAspect="1" noChangeArrowheads="1"/>
+                    </pic:cNvPicPr>
+                  </pic:nvPicPr>
+                  <pic:blipFill>
+                    <a:blip r:embed="rId13" cstate="none"/>
+                    <a:srcRect/>
+                    <a:stretch>
+                      <a:fillRect/>
+                    </a:stretch>
+                  </pic:blipFill>
+                  <pic:spPr bwMode="auto">
+                    <a:xfrm>
+                      <a:off x="0" y="0"/>
+                      <a:ext cx="5667375" cy="2809875"/>
+                    </a:xfrm>
+                    <a:prstGeom prst="rect">
+                      <a:avLst/>
+                    </a:prstGeom>
+                  </pic:spPr>
+                </pic:pic>
+              </a:graphicData>
+            </a:graphic>
+          </wp:inline>
+        </w:drawing>
+      </w:r>
+    </w:p>
+    <w:p>
+      <w:pPr>
+        <w:spacing w:after="220"/>
+        <w:jc w:val="center"/>
+      </w:pPr>
+      <w:r>
+        <w:rPr>
+          <w:i/>
+          <w:iCs/>
+          <w:color w:val="4A5866"/>
+          <w:sz w:val="18"/>
+          <w:szCs w:val="18"/>
+        </w:rPr>
+        <w:t xml:space="preserve">Figure 6. NEW alerts from fixed-threshold rules per station as the May–June 2024 replay advanced.</w:t>
+      </w:r>
+    </w:p>
+    <w:p>
+      <w:pPr>
+        <w:pStyle w:val="Heading2"/>
+      </w:pPr>
+      <w:r>
+        <w:t xml:space="preserve">16.3 Fault tolerance</w:t>
+      </w:r>
+    </w:p>
+    <w:p>
+      <w:pPr>
+        <w:spacing w:after="140" w:line="300"/>
+      </w:pPr>
+      <w:r>
+        <w:t xml:space="preserve">Spark checkpoints the file offsets and the duplicate-removal and window state; the detector saves its open events after every micro-batch and skips batch ids it has already processed. Two failures were tested. Stopping a worker container mid-stream on the Docker cluster only delayed alerts while Spark re-ran the lost tasks on the other workers. Killing the detector process (SIGKILL) and restarting it with </w:t>
+      </w:r>
+      <w:r>
+        <w:rPr>
+          <w:rFonts w:ascii="Consolas" w:cs="Consolas" w:eastAsia="Consolas" w:hAnsi="Consolas"/>
+          <w:color w:val="1F2D3A"/>
+          <w:sz w:val="19"/>
+          <w:szCs w:val="19"/>
+        </w:rPr>
+        <w:t xml:space="preserve">--resume</w:t>
+      </w:r>
+      <w:r>
+        <w:t xml:space="preserve"> continued from the checkpoint. Both runs produced the same 232 alerts as an undisturbed run, and all comparable events matched the batch engine.</w:t>
+      </w:r>
+    </w:p>
+    <w:p>
+      <w:pPr>
+        <w:spacing w:before="120" w:after="60"/>
+        <w:jc w:val="center"/>
+      </w:pPr>
+      <w:r>
+        <w:drawing>
+          <wp:inline distT="0" distB="0" distL="0" distR="0">
+            <wp:extent cx="5667375" cy="2457450"/>
+            <wp:effectExtent t="0" r="0" b="0" l="0"/>
+            <wp:docPr id="1" name="stream_latency.png" descr="Figure 7. Detection latency per micro-batch: local, and on the cluster with a worker stopped mid-stream." title="Figure 7. Detection latency per micro-batch: local, and on the cluster with a worker stopped mid-stream."/>
+            <wp:cNvGraphicFramePr>
+              <a:graphicFrameLocks xmlns:a="http://schemas.openxmlformats.org/drawingml/2006/main" noChangeAspect="1"/>
+            </wp:cNvGraphicFramePr>
+            <a:graphic xmlns:a="http://schemas.openxmlformats.org/drawingml/2006/main">
+              <a:graphicData uri="http://schemas.openxmlformats.org/drawingml/2006/picture">
+                <pic:pic xmlns:pic="http://schemas.openxmlformats.org/drawingml/2006/picture">
+                  <pic:nvPicPr>
+                    <pic:cNvPr id="0" name="" descr=""/>
+                    <pic:cNvPicPr>
+                      <a:picLocks noChangeAspect="1" noChangeArrowheads="1"/>
+                    </pic:cNvPicPr>
+                  </pic:nvPicPr>
+                  <pic:blipFill>
+                    <a:blip r:embed="rId14" cstate="none"/>
+                    <a:srcRect/>
+                    <a:stretch>
+                      <a:fillRect/>
+                    </a:stretch>
+                  </pic:blipFill>
+                  <pic:spPr bwMode="auto">
+                    <a:xfrm>
+                      <a:off x="0" y="0"/>
+                      <a:ext cx="5667375" cy="2457450"/>
+                    </a:xfrm>
+                    <a:prstGeom prst="rect">
+                      <a:avLst/>
+                    </a:prstGeom>
+                  </pic:spPr>
+                </pic:pic>
+              </a:graphicData>
+            </a:graphic>
+          </wp:inline>
+        </w:drawing>
+      </w:r>
+    </w:p>
+    <w:p>
+      <w:pPr>
+        <w:spacing w:after="220"/>
+        <w:jc w:val="center"/>
+      </w:pPr>
+      <w:r>
+        <w:rPr>
+          <w:i/>
+          <w:iCs/>
+          <w:color w:val="4A5866"/>
+          <w:sz w:val="18"/>
+          <w:szCs w:val="18"/>
+        </w:rPr>
+        <w:t xml:space="preserve">Figure 7. Detection latency per micro-batch: local, and on the cluster with a worker stopped mid-stream.</w:t>
+      </w:r>
+    </w:p>
+    <w:p>
+      <w:pPr>
+        <w:pStyle w:val="Heading2"/>
+      </w:pPr>
+      <w:r>
+        <w:t xml:space="preserve">16.4 Running it</w:t>
+      </w:r>
+    </w:p>
+    <w:p>
+      <w:pPr>
+        <w:shd w:fill="F2F5F8" w:color="auto" w:val="clear"/>
+        <w:spacing w:after="0" w:line="260"/>
+        <w:ind w:left="200" w:right="200"/>
+      </w:pPr>
+      <w:r>
+        <w:rPr>
+          <w:rFonts w:ascii="Consolas" w:cs="Consolas" w:eastAsia="Consolas" w:hAnsi="Consolas"/>
+          <w:color w:val="1F2D3A"/>
+          <w:sz w:val="18"/>
+          <w:szCs w:val="18"/>
+        </w:rPr>
+        <w:t xml:space="preserve">python -m streaming.demo --list</w:t>
+      </w:r>
+    </w:p>
+    <w:p>
+      <w:pPr>
+        <w:shd w:fill="F2F5F8" w:color="auto" w:val="clear"/>
+        <w:spacing w:after="0" w:line="260"/>
+        <w:ind w:left="200" w:right="200"/>
+      </w:pPr>
+      <w:r>
+        <w:rPr>
+          <w:rFonts w:ascii="Consolas" w:cs="Consolas" w:eastAsia="Consolas" w:hAnsi="Consolas"/>
+          <w:color w:val="1F2D3A"/>
+          <w:sz w:val="18"/>
+          <w:szCs w:val="18"/>
+        </w:rPr>
+        <w:t xml:space="preserve">python -m streaming.demo --scenario heatwave_2024        # 1 simulated day per second</w:t>
+      </w:r>
+    </w:p>
+    <w:p>
+      <w:pPr>
+        <w:shd w:fill="F2F5F8" w:color="auto" w:val="clear"/>
+        <w:spacing w:after="0" w:line="260"/>
+        <w:ind w:left="200" w:right="200"/>
+      </w:pPr>
+      <w:r>
+        <w:rPr>
+          <w:rFonts w:ascii="Consolas" w:cs="Consolas" w:eastAsia="Consolas" w:hAnsi="Consolas"/>
+          <w:color w:val="1F2D3A"/>
+          <w:sz w:val="18"/>
+          <w:szCs w:val="18"/>
+        </w:rPr>
+        <w:t xml:space="preserve">streamlit run reporting/dashboard.py                     # open the Live stream tab</w:t>
+      </w:r>
+    </w:p>
+    <w:p>
+      <w:pPr>
+        <w:shd w:fill="F2F5F8" w:color="auto" w:val="clear"/>
+        <w:spacing w:after="160" w:line="260"/>
+        <w:ind w:left="200" w:right="200"/>
+      </w:pPr>
+      <w:r>
+        <w:rPr>
+          <w:rFonts w:ascii="Consolas" w:cs="Consolas" w:eastAsia="Consolas" w:hAnsi="Consolas"/>
+          <w:color w:val="1F2D3A"/>
+          <w:sz w:val="18"/>
+          <w:szCs w:val="18"/>
+        </w:rPr>
+        <w:t xml:space="preserve">docker exec -w /app master python3 -m streaming.demo --scenario amphan_2020 --master spark://master:7077</w:t>
+      </w:r>
+    </w:p>
+    <w:p>
+      <w:pPr>
+        <w:pStyle w:val="Heading1"/>
+        <w:pageBreakBefore/>
+      </w:pPr>
+      <w:r>
+        <w:t xml:space="preserve">17. Results summary and limitations</w:t>
+      </w:r>
+    </w:p>
+    <w:p>
+      <w:pPr>
+        <w:pStyle w:val="Heading2"/>
+      </w:pPr>
+      <w:r>
+        <w:t xml:space="preserve">17.1 Summary</w:t>
       </w:r>
     </w:p>
     <w:p>
@@ -13691,15 +16223,7 @@
         <w:spacing w:after="80" w:line="290"/>
       </w:pPr>
       <w:r>
-        <w:t xml:space="preserve">Distributed runs on a 4-node Docker cluster and recovery from a lost Spark worker were demonstrated.</w:t>
-      </w:r>
-    </w:p>
-    <w:p>
-      <w:pPr>
-        <w:pStyle w:val="Heading2"/>
-      </w:pPr>
-      <w:r>
-        <w:t xml:space="preserve">16.2 Limitations</w:t>
+        <w:t xml:space="preserve">Global records on the synthetic data: hottest 52.6 °C (PHL), coldest -29.2 °C (MOW), wettest day 891.8 mm (CHE), strongest gust 218.3 km/h (MAA).</w:t>
       </w:r>
     </w:p>
     <w:p>
@@ -13712,7 +16236,7 @@
         <w:spacing w:after="80" w:line="290"/>
       </w:pPr>
       <w:r>
-        <w:t xml:space="preserve">Synthetic data comes from a statistical weather model, not a physical climate model.</w:t>
+        <w:t xml:space="preserve">60,200 extreme events detected: 2,490 iqr, 13,181 percentile, 2,180 spell, 37,695 threshold, 4,654 zscore.</w:t>
       </w:r>
     </w:p>
     <w:p>
@@ -13725,7 +16249,7 @@
         <w:spacing w:after="80" w:line="290"/>
       </w:pPr>
       <w:r>
-        <w:t xml:space="preserve">Days are UTC days, and "departure from normal" uses the station-month mean instead of IMD's daily normals.</w:t>
+        <w:t xml:space="preserve">Best processing time 2.92 s (mpi/station, p = 10) versus 10.98 s sequential: 3.76× faster, with identical results from every engine.</w:t>
       </w:r>
     </w:p>
     <w:p>
@@ -13738,7 +16262,7 @@
         <w:spacing w:after="80" w:line="290"/>
       </w:pPr>
       <w:r>
-        <w:t xml:space="preserve">ERA5 underestimates local extremes, especially short, intense rain.</w:t>
+        <w:t xml:space="preserve">Distributed runs on a 4-node Docker cluster and recovery from a lost Spark worker were demonstrated.</w:t>
       </w:r>
     </w:p>
     <w:p>
@@ -13751,7 +16275,80 @@
         <w:spacing w:after="80" w:line="290"/>
       </w:pPr>
       <w:r>
+        <w:t xml:space="preserve">Streaming extension: live alerts about 2.3 s after a day completes, identical to batch detection, and recovery from a lost worker or a killed detector.</w:t>
+      </w:r>
+    </w:p>
+    <w:p>
+      <w:pPr>
+        <w:pStyle w:val="Heading2"/>
+      </w:pPr>
+      <w:r>
+        <w:t xml:space="preserve">17.2 Limitations</w:t>
+      </w:r>
+    </w:p>
+    <w:p>
+      <w:pPr>
+        <w:pStyle w:val="ListParagraph"/>
+        <w:numPr>
+          <w:ilvl w:val="0"/>
+          <w:numId w:val="2"/>
+        </w:numPr>
+        <w:spacing w:after="80" w:line="290"/>
+      </w:pPr>
+      <w:r>
+        <w:t xml:space="preserve">Synthetic data comes from a statistical weather model, not a physical climate model.</w:t>
+      </w:r>
+    </w:p>
+    <w:p>
+      <w:pPr>
+        <w:pStyle w:val="ListParagraph"/>
+        <w:numPr>
+          <w:ilvl w:val="0"/>
+          <w:numId w:val="2"/>
+        </w:numPr>
+        <w:spacing w:after="80" w:line="290"/>
+      </w:pPr>
+      <w:r>
+        <w:t xml:space="preserve">Days are UTC days, and "departure from normal" uses the station-month mean instead of IMD's daily normals.</w:t>
+      </w:r>
+    </w:p>
+    <w:p>
+      <w:pPr>
+        <w:pStyle w:val="ListParagraph"/>
+        <w:numPr>
+          <w:ilvl w:val="0"/>
+          <w:numId w:val="2"/>
+        </w:numPr>
+        <w:spacing w:after="80" w:line="290"/>
+      </w:pPr>
+      <w:r>
+        <w:t xml:space="preserve">ERA5 underestimates local extremes, especially short, intense rain.</w:t>
+      </w:r>
+    </w:p>
+    <w:p>
+      <w:pPr>
+        <w:pStyle w:val="ListParagraph"/>
+        <w:numPr>
+          <w:ilvl w:val="0"/>
+          <w:numId w:val="2"/>
+        </w:numPr>
+        <w:spacing w:after="80" w:line="290"/>
+      </w:pPr>
+      <w:r>
         <w:t xml:space="preserve">Cluster timings come from containers sharing one virtual machine; physical lab PCs remain to be tested with the LAN kit.</w:t>
+      </w:r>
+    </w:p>
+    <w:p>
+      <w:pPr>
+        <w:pStyle w:val="ListParagraph"/>
+        <w:numPr>
+          <w:ilvl w:val="0"/>
+          <w:numId w:val="2"/>
+        </w:numPr>
+        <w:spacing w:after="80" w:line="290"/>
+      </w:pPr>
+      <w:r>
+        <w:t xml:space="preserve">The live stream replays stored data, and its thresholds (the station's normal) come from a batch run over the same years.</w:t>
       </w:r>
     </w:p>
     <w:p>
@@ -13760,7 +16357,7 @@
         <w:pageBreakBefore/>
       </w:pPr>
       <w:r>
-        <w:t xml:space="preserve">17. How to run</w:t>
+        <w:t xml:space="preserve">18. How to run</w:t>
       </w:r>
     </w:p>
     <w:p>
@@ -13921,6 +16518,22 @@
           <w:szCs w:val="18"/>
         </w:rPr>
         <w:t xml:space="preserve">python reporting/make_report.py --run results/sequential_latest</w:t>
+      </w:r>
+    </w:p>
+    <w:p>
+      <w:pPr>
+        <w:shd w:fill="F2F5F8" w:color="auto" w:val="clear"/>
+        <w:spacing w:after="0" w:line="260"/>
+        <w:ind w:left="200" w:right="200"/>
+      </w:pPr>
+      <w:r>
+        <w:rPr>
+          <w:rFonts w:ascii="Consolas" w:cs="Consolas" w:eastAsia="Consolas" w:hAnsi="Consolas"/>
+          <w:color w:val="1F2D3A"/>
+          <w:sz w:val="18"/>
+          <w:szCs w:val="18"/>
+        </w:rPr>
+        <w:t xml:space="preserve">python -m streaming.demo --scenario heatwave_2024           # streaming extension</w:t>
       </w:r>
     </w:p>
     <w:p>

--- a/docs/Implementation_Phases.docx
+++ b/docs/Implementation_Phases.docx
@@ -15283,6 +15283,182 @@
                 <w:szCs w:val="19"/>
               </w:rPr>
               <w:t xml:space="preserve">2.3 s / 2.5 s</w:t>
+            </w:r>
+          </w:p>
+        </w:tc>
+        <w:tc>
+          <w:tcPr>
+            <w:tcW w:type="dxa" w:w="1126"/>
+            <w:tcBorders>
+              <w:top w:val="single" w:color="C9D2DB" w:sz="4"/>
+              <w:left w:val="single" w:color="C9D2DB" w:sz="4"/>
+              <w:bottom w:val="single" w:color="C9D2DB" w:sz="4"/>
+              <w:right w:val="single" w:color="C9D2DB" w:sz="4"/>
+            </w:tcBorders>
+            <w:tcMar>
+              <w:top w:type="dxa" w:w="70"/>
+              <w:left w:type="dxa" w:w="110"/>
+              <w:bottom w:type="dxa" w:w="70"/>
+              <w:right w:type="dxa" w:w="110"/>
+            </w:tcMar>
+          </w:tcPr>
+          <w:p>
+            <w:pPr>
+              <w:spacing w:after="0" w:line="260"/>
+            </w:pPr>
+            <w:r>
+              <w:rPr>
+                <w:sz w:val="19"/>
+                <w:szCs w:val="19"/>
+              </w:rPr>
+              <w:t xml:space="preserve">101 / 101</w:t>
+            </w:r>
+          </w:p>
+        </w:tc>
+      </w:tr>
+      <w:tr>
+        <w:tc>
+          <w:tcPr>
+            <w:tcW w:type="dxa" w:w="2900"/>
+            <w:tcBorders>
+              <w:top w:val="single" w:color="C9D2DB" w:sz="4"/>
+              <w:left w:val="single" w:color="C9D2DB" w:sz="4"/>
+              <w:bottom w:val="single" w:color="C9D2DB" w:sz="4"/>
+              <w:right w:val="single" w:color="C9D2DB" w:sz="4"/>
+            </w:tcBorders>
+            <w:tcMar>
+              <w:top w:type="dxa" w:w="70"/>
+              <w:left w:type="dxa" w:w="110"/>
+              <w:bottom w:type="dxa" w:w="70"/>
+              <w:right w:type="dxa" w:w="110"/>
+            </w:tcMar>
+          </w:tcPr>
+          <w:p>
+            <w:pPr>
+              <w:spacing w:after="0" w:line="260"/>
+            </w:pPr>
+            <w:r>
+              <w:rPr>
+                <w:sz w:val="19"/>
+                <w:szCs w:val="19"/>
+              </w:rPr>
+              <w:t xml:space="preserve">2024 heatwave</w:t>
+            </w:r>
+          </w:p>
+        </w:tc>
+        <w:tc>
+          <w:tcPr>
+            <w:tcW w:type="dxa" w:w="1500"/>
+            <w:tcBorders>
+              <w:top w:val="single" w:color="C9D2DB" w:sz="4"/>
+              <w:left w:val="single" w:color="C9D2DB" w:sz="4"/>
+              <w:bottom w:val="single" w:color="C9D2DB" w:sz="4"/>
+              <w:right w:val="single" w:color="C9D2DB" w:sz="4"/>
+            </w:tcBorders>
+            <w:tcMar>
+              <w:top w:type="dxa" w:w="70"/>
+              <w:left w:type="dxa" w:w="110"/>
+              <w:bottom w:type="dxa" w:w="70"/>
+              <w:right w:type="dxa" w:w="110"/>
+            </w:tcMar>
+          </w:tcPr>
+          <w:p>
+            <w:pPr>
+              <w:spacing w:after="0" w:line="260"/>
+            </w:pPr>
+            <w:r>
+              <w:rPr>
+                <w:sz w:val="19"/>
+                <w:szCs w:val="19"/>
+              </w:rPr>
+              <w:t xml:space="preserve">local[4]</w:t>
+            </w:r>
+          </w:p>
+        </w:tc>
+        <w:tc>
+          <w:tcPr>
+            <w:tcW w:type="dxa" w:w="1050"/>
+            <w:tcBorders>
+              <w:top w:val="single" w:color="C9D2DB" w:sz="4"/>
+              <w:left w:val="single" w:color="C9D2DB" w:sz="4"/>
+              <w:bottom w:val="single" w:color="C9D2DB" w:sz="4"/>
+              <w:right w:val="single" w:color="C9D2DB" w:sz="4"/>
+            </w:tcBorders>
+            <w:tcMar>
+              <w:top w:type="dxa" w:w="70"/>
+              <w:left w:type="dxa" w:w="110"/>
+              <w:bottom w:type="dxa" w:w="70"/>
+              <w:right w:type="dxa" w:w="110"/>
+            </w:tcMar>
+          </w:tcPr>
+          <w:p>
+            <w:pPr>
+              <w:spacing w:after="0" w:line="260"/>
+            </w:pPr>
+            <w:r>
+              <w:rPr>
+                <w:sz w:val="19"/>
+                <w:szCs w:val="19"/>
+              </w:rPr>
+              <w:t xml:space="preserve">8,784</w:t>
+            </w:r>
+          </w:p>
+        </w:tc>
+        <w:tc>
+          <w:tcPr>
+            <w:tcW w:type="dxa" w:w="850"/>
+            <w:tcBorders>
+              <w:top w:val="single" w:color="C9D2DB" w:sz="4"/>
+              <w:left w:val="single" w:color="C9D2DB" w:sz="4"/>
+              <w:bottom w:val="single" w:color="C9D2DB" w:sz="4"/>
+              <w:right w:val="single" w:color="C9D2DB" w:sz="4"/>
+            </w:tcBorders>
+            <w:tcMar>
+              <w:top w:type="dxa" w:w="70"/>
+              <w:left w:type="dxa" w:w="110"/>
+              <w:bottom w:type="dxa" w:w="70"/>
+              <w:right w:type="dxa" w:w="110"/>
+            </w:tcMar>
+          </w:tcPr>
+          <w:p>
+            <w:pPr>
+              <w:spacing w:after="0" w:line="260"/>
+            </w:pPr>
+            <w:r>
+              <w:rPr>
+                <w:sz w:val="19"/>
+                <w:szCs w:val="19"/>
+              </w:rPr>
+              <w:t xml:space="preserve">232</w:t>
+            </w:r>
+          </w:p>
+        </w:tc>
+        <w:tc>
+          <w:tcPr>
+            <w:tcW w:type="dxa" w:w="1600"/>
+            <w:tcBorders>
+              <w:top w:val="single" w:color="C9D2DB" w:sz="4"/>
+              <w:left w:val="single" w:color="C9D2DB" w:sz="4"/>
+              <w:bottom w:val="single" w:color="C9D2DB" w:sz="4"/>
+              <w:right w:val="single" w:color="C9D2DB" w:sz="4"/>
+            </w:tcBorders>
+            <w:tcMar>
+              <w:top w:type="dxa" w:w="70"/>
+              <w:left w:type="dxa" w:w="110"/>
+              <w:bottom w:type="dxa" w:w="70"/>
+              <w:right w:type="dxa" w:w="110"/>
+            </w:tcMar>
+          </w:tcPr>
+          <w:p>
+            <w:pPr>
+              <w:spacing w:after="0" w:line="260"/>
+            </w:pPr>
+            <w:r>
+              <w:rPr>
+                <w:sz w:val="19"/>
+                <w:szCs w:val="19"/>
+              </w:rPr>
+              <w:t xml:space="preserve">2.5 s / 2.6 s</w:t>
             </w:r>
           </w:p>
         </w:tc>
